--- a/06_IRB/HREC Consent Form template - E - final version.docx
+++ b/06_IRB/HREC Consent Form template - E - final version.docx
@@ -1,6 +1,6 @@
 
 <file path=word/document.xml><?xml version="1.0" encoding="utf-8"?>
-<w:document xmlns:wpc="http://schemas.microsoft.com/office/word/2010/wordprocessingCanvas" xmlns:cx="http://schemas.microsoft.com/office/drawing/2014/chartex" xmlns:cx1="http://schemas.microsoft.com/office/drawing/2015/9/8/chartex" xmlns:mc="http://schemas.openxmlformats.org/markup-compatibility/2006" xmlns:o="urn:schemas-microsoft-com:office:office" xmlns:r="http://schemas.openxmlformats.org/officeDocument/2006/relationships" xmlns:m="http://schemas.openxmlformats.org/officeDocument/2006/math" xmlns:v="urn:schemas-microsoft-com:vml" xmlns:wp14="http://schemas.microsoft.com/office/word/2010/wordprocessingDrawing" xmlns:wp="http://schemas.openxmlformats.org/drawingml/2006/wordprocessingDrawing" xmlns:w10="urn:schemas-microsoft-com:office:word" xmlns:w="http://schemas.openxmlformats.org/wordprocessingml/2006/main" xmlns:w14="http://schemas.microsoft.com/office/word/2010/wordml" xmlns:w15="http://schemas.microsoft.com/office/word/2012/wordml" xmlns:w16se="http://schemas.microsoft.com/office/word/2015/wordml/symex" xmlns:wpg="http://schemas.microsoft.com/office/word/2010/wordprocessingGroup" xmlns:wpi="http://schemas.microsoft.com/office/word/2010/wordprocessingInk" xmlns:wne="http://schemas.microsoft.com/office/word/2006/wordml" xmlns:wps="http://schemas.microsoft.com/office/word/2010/wordprocessingShape" mc:Ignorable="w14 w15 w16se wp14">
+<w:document xmlns:wpc="http://schemas.microsoft.com/office/word/2010/wordprocessingCanvas" xmlns:cx="http://schemas.microsoft.com/office/drawing/2014/chartex" xmlns:cx1="http://schemas.microsoft.com/office/drawing/2015/9/8/chartex" xmlns:cx2="http://schemas.microsoft.com/office/drawing/2015/10/21/chartex" xmlns:cx3="http://schemas.microsoft.com/office/drawing/2016/5/9/chartex" xmlns:cx4="http://schemas.microsoft.com/office/drawing/2016/5/10/chartex" xmlns:cx5="http://schemas.microsoft.com/office/drawing/2016/5/11/chartex" xmlns:cx6="http://schemas.microsoft.com/office/drawing/2016/5/12/chartex" xmlns:cx7="http://schemas.microsoft.com/office/drawing/2016/5/13/chartex" xmlns:cx8="http://schemas.microsoft.com/office/drawing/2016/5/14/chartex" xmlns:mc="http://schemas.openxmlformats.org/markup-compatibility/2006" xmlns:aink="http://schemas.microsoft.com/office/drawing/2016/ink" xmlns:am3d="http://schemas.microsoft.com/office/drawing/2017/model3d" xmlns:o="urn:schemas-microsoft-com:office:office" xmlns:oel="http://schemas.microsoft.com/office/2019/extlst" xmlns:r="http://schemas.openxmlformats.org/officeDocument/2006/relationships" xmlns:m="http://schemas.openxmlformats.org/officeDocument/2006/math" xmlns:v="urn:schemas-microsoft-com:vml" xmlns:wp14="http://schemas.microsoft.com/office/word/2010/wordprocessingDrawing" xmlns:wp="http://schemas.openxmlformats.org/drawingml/2006/wordprocessingDrawing" xmlns:w10="urn:schemas-microsoft-com:office:word" xmlns:w="http://schemas.openxmlformats.org/wordprocessingml/2006/main" xmlns:w14="http://schemas.microsoft.com/office/word/2010/wordml" xmlns:w15="http://schemas.microsoft.com/office/word/2012/wordml" xmlns:w16cex="http://schemas.microsoft.com/office/word/2018/wordml/cex" xmlns:w16cid="http://schemas.microsoft.com/office/word/2016/wordml/cid" xmlns:w16="http://schemas.microsoft.com/office/word/2018/wordml" xmlns:w16du="http://schemas.microsoft.com/office/word/2023/wordml/word16du" xmlns:w16sdtdh="http://schemas.microsoft.com/office/word/2020/wordml/sdtdatahash" xmlns:w16sdtfl="http://schemas.microsoft.com/office/word/2024/wordml/sdtformatlock" xmlns:w16se="http://schemas.microsoft.com/office/word/2015/wordml/symex" xmlns:wpg="http://schemas.microsoft.com/office/word/2010/wordprocessingGroup" xmlns:wpi="http://schemas.microsoft.com/office/word/2010/wordprocessingInk" xmlns:wne="http://schemas.microsoft.com/office/word/2006/wordml" xmlns:wps="http://schemas.microsoft.com/office/word/2010/wordprocessingShape" mc:Ignorable="w14 w15 w16se w16cid w16 w16cex w16sdtdh w16sdtfl w16du wp14">
   <w:body>
     <w:p>
       <w:pPr>
@@ -11,8 +11,6 @@
           <w:lang w:val="en-GB"/>
         </w:rPr>
       </w:pPr>
-      <w:bookmarkStart w:id="0" w:name="_GoBack"/>
-      <w:bookmarkEnd w:id="0"/>
     </w:p>
     <w:p>
       <w:pPr>
@@ -23,6 +21,7 @@
           <w:lang w:val="en-GB"/>
         </w:rPr>
       </w:pPr>
+      <w:commentRangeStart w:id="0"/>
       <w:r>
         <w:rPr>
           <w:b/>
@@ -30,6 +29,13 @@
           <w:lang w:val="en-GB"/>
         </w:rPr>
         <w:t>HREC template for a consent form for research participants</w:t>
+      </w:r>
+      <w:commentRangeEnd w:id="0"/>
+      <w:r>
+        <w:rPr>
+          <w:rStyle w:val="CommentReference"/>
+        </w:rPr>
+        <w:commentReference w:id="0"/>
       </w:r>
     </w:p>
     <w:p>
@@ -179,6 +185,7 @@
           <w:lang w:val="en-GB"/>
         </w:rPr>
       </w:pPr>
+      <w:commentRangeStart w:id="1"/>
       <w:r>
         <w:rPr>
           <w:b/>
@@ -186,6 +193,13 @@
         </w:rPr>
         <w:t xml:space="preserve">Principal Investigator of the project (name and surname): </w:t>
       </w:r>
+      <w:commentRangeEnd w:id="1"/>
+      <w:r>
+        <w:rPr>
+          <w:rStyle w:val="CommentReference"/>
+        </w:rPr>
+        <w:commentReference w:id="1"/>
+      </w:r>
     </w:p>
     <w:p>
       <w:pPr>
@@ -264,21 +278,7 @@
         <w:rPr>
           <w:lang w:val="en-GB"/>
         </w:rPr>
-        <w:t xml:space="preserve">please ask the researchers before you decide to participate. A copy of this informed consent form </w:t>
-      </w:r>
-      <w:proofErr w:type="gramStart"/>
-      <w:r>
-        <w:rPr>
-          <w:lang w:val="en-GB"/>
-        </w:rPr>
-        <w:t>must be given</w:t>
-      </w:r>
-      <w:proofErr w:type="gramEnd"/>
-      <w:r>
-        <w:rPr>
-          <w:lang w:val="en-GB"/>
-        </w:rPr>
-        <w:t xml:space="preserve"> to you so that you can keep it and consult it at any time. </w:t>
+        <w:t xml:space="preserve">please ask the researchers before you decide to participate. A copy of this informed consent form must be given to you so that you can keep it and consult it at any time. </w:t>
       </w:r>
     </w:p>
     <w:p>
@@ -336,7 +336,7 @@
     </w:p>
     <w:p>
       <w:pPr>
-        <w:pStyle w:val="Paragraphedeliste"/>
+        <w:pStyle w:val="ListParagraph"/>
         <w:numPr>
           <w:ilvl w:val="0"/>
           <w:numId w:val="1"/>
@@ -351,14 +351,7 @@
         <w:rPr>
           <w:lang w:val="en-GB"/>
         </w:rPr>
-        <w:t xml:space="preserve">I declare that </w:t>
-      </w:r>
-      <w:proofErr w:type="gramStart"/>
-      <w:r>
-        <w:rPr>
-          <w:lang w:val="en-GB"/>
-        </w:rPr>
-        <w:t xml:space="preserve">I have been informed orally and </w:t>
+        <w:t xml:space="preserve">I declare that I have been informed orally and </w:t>
       </w:r>
       <w:r>
         <w:rPr>
@@ -382,19 +375,12 @@
         <w:rPr>
           <w:lang w:val="en-GB"/>
         </w:rPr>
-        <w:t>nvestigator about the objectives and the course of the project, as well as the presumed effects, advantages, possible disadvantages and possible risks</w:t>
-      </w:r>
-      <w:proofErr w:type="gramEnd"/>
-      <w:r>
-        <w:rPr>
-          <w:lang w:val="en-GB"/>
-        </w:rPr>
-        <w:t>.</w:t>
-      </w:r>
-    </w:p>
-    <w:p>
-      <w:pPr>
-        <w:pStyle w:val="Paragraphedeliste"/>
+        <w:t>nvestigator about the objectives and the course of the project, as well as the presumed effects, advantages, possible disadvantages and possible risks.</w:t>
+      </w:r>
+    </w:p>
+    <w:p>
+      <w:pPr>
+        <w:pStyle w:val="ListParagraph"/>
         <w:spacing w:after="0" w:line="240" w:lineRule="auto"/>
         <w:ind w:left="426"/>
         <w:rPr>
@@ -404,7 +390,7 @@
     </w:p>
     <w:p>
       <w:pPr>
-        <w:pStyle w:val="Paragraphedeliste"/>
+        <w:pStyle w:val="ListParagraph"/>
         <w:numPr>
           <w:ilvl w:val="0"/>
           <w:numId w:val="1"/>
@@ -419,26 +405,12 @@
         <w:rPr>
           <w:lang w:val="en-GB"/>
         </w:rPr>
-        <w:t xml:space="preserve">I am taking part in this study voluntarily and accept the contents of the information sheet I </w:t>
-      </w:r>
-      <w:proofErr w:type="gramStart"/>
-      <w:r>
-        <w:rPr>
-          <w:lang w:val="en-GB"/>
-        </w:rPr>
-        <w:t>have been given</w:t>
-      </w:r>
-      <w:proofErr w:type="gramEnd"/>
-      <w:r>
-        <w:rPr>
-          <w:lang w:val="en-GB"/>
-        </w:rPr>
-        <w:t xml:space="preserve"> about the above-mentioned project. I have had sufficient time to make my decision.</w:t>
-      </w:r>
-    </w:p>
-    <w:p>
-      <w:pPr>
-        <w:pStyle w:val="Paragraphedeliste"/>
+        <w:t>I am taking part in this study voluntarily and accept the contents of the information sheet I have been given about the above-mentioned project. I have had sufficient time to make my decision.</w:t>
+      </w:r>
+    </w:p>
+    <w:p>
+      <w:pPr>
+        <w:pStyle w:val="ListParagraph"/>
         <w:spacing w:after="0" w:line="240" w:lineRule="auto"/>
         <w:ind w:left="426"/>
         <w:rPr>
@@ -448,7 +420,7 @@
     </w:p>
     <w:p>
       <w:pPr>
-        <w:pStyle w:val="Paragraphedeliste"/>
+        <w:pStyle w:val="ListParagraph"/>
         <w:numPr>
           <w:ilvl w:val="0"/>
           <w:numId w:val="1"/>
@@ -463,21 +435,7 @@
         <w:rPr>
           <w:lang w:val="en-GB"/>
         </w:rPr>
-        <w:t xml:space="preserve">I understand that my personal data or samples </w:t>
-      </w:r>
-      <w:proofErr w:type="gramStart"/>
-      <w:r>
-        <w:rPr>
-          <w:lang w:val="en-GB"/>
-        </w:rPr>
-        <w:t>are protected</w:t>
-      </w:r>
-      <w:proofErr w:type="gramEnd"/>
-      <w:r>
-        <w:rPr>
-          <w:lang w:val="en-GB"/>
-        </w:rPr>
-        <w:t xml:space="preserve"> and will only be</w:t>
+        <w:t>I understand that my personal data or samples are protected and will only be</w:t>
       </w:r>
       <w:r>
         <w:rPr>
@@ -513,7 +471,7 @@
     </w:p>
     <w:p>
       <w:pPr>
-        <w:pStyle w:val="Paragraphedeliste"/>
+        <w:pStyle w:val="ListParagraph"/>
         <w:spacing w:after="0" w:line="240" w:lineRule="auto"/>
         <w:ind w:left="426"/>
         <w:rPr>
@@ -523,7 +481,7 @@
     </w:p>
     <w:p>
       <w:pPr>
-        <w:pStyle w:val="Paragraphedeliste"/>
+        <w:pStyle w:val="ListParagraph"/>
         <w:numPr>
           <w:ilvl w:val="0"/>
           <w:numId w:val="1"/>
@@ -572,26 +530,12 @@
         <w:rPr>
           <w:lang w:val="en-GB"/>
         </w:rPr>
-        <w:t xml:space="preserve"> I consent to the further use of my personal data (coded or </w:t>
-      </w:r>
-      <w:proofErr w:type="spellStart"/>
-      <w:r>
-        <w:rPr>
-          <w:lang w:val="en-GB"/>
-        </w:rPr>
-        <w:t>uncoded</w:t>
-      </w:r>
-      <w:proofErr w:type="spellEnd"/>
-      <w:r>
-        <w:rPr>
-          <w:lang w:val="en-GB"/>
-        </w:rPr>
-        <w:t>) in national or international research projects, in the private and public sector.</w:t>
-      </w:r>
-    </w:p>
-    <w:p>
-      <w:pPr>
-        <w:pStyle w:val="Paragraphedeliste"/>
+        <w:t xml:space="preserve"> I consent to the further use of my personal data (coded or uncoded) in national or international research projects, in the private and public sector.</w:t>
+      </w:r>
+    </w:p>
+    <w:p>
+      <w:pPr>
+        <w:pStyle w:val="ListParagraph"/>
         <w:spacing w:after="0" w:line="240" w:lineRule="auto"/>
         <w:ind w:left="426"/>
         <w:rPr>
@@ -601,7 +545,7 @@
     </w:p>
     <w:p>
       <w:pPr>
-        <w:pStyle w:val="Paragraphedeliste"/>
+        <w:pStyle w:val="ListParagraph"/>
         <w:numPr>
           <w:ilvl w:val="0"/>
           <w:numId w:val="1"/>
@@ -623,45 +567,50 @@
           <w:highlight w:val="yellow"/>
           <w:lang w:val="en-GB"/>
         </w:rPr>
-        <w:t xml:space="preserve">If the data </w:t>
+        <w:t>If the data is completely anonymised</w:t>
+      </w:r>
+      <w:r>
+        <w:rPr>
+          <w:lang w:val="en-GB"/>
+        </w:rPr>
+        <w:t>):</w:t>
+      </w:r>
+      <w:r>
+        <w:rPr>
+          <w:lang w:val="en-GB"/>
+        </w:rPr>
+        <w:t xml:space="preserve"> I consent to the </w:t>
+      </w:r>
+      <w:r>
+        <w:rPr>
+          <w:lang w:val="en-GB"/>
+        </w:rPr>
+        <w:t>anonymization</w:t>
+      </w:r>
+      <w:r>
+        <w:rPr>
+          <w:lang w:val="en-GB"/>
+        </w:rPr>
+        <w:t xml:space="preserve"> of my personal data </w:t>
       </w:r>
       <w:proofErr w:type="gramStart"/>
       <w:r>
         <w:rPr>
-          <w:highlight w:val="yellow"/>
-          <w:lang w:val="en-GB"/>
-        </w:rPr>
-        <w:t>is completely anonymised</w:t>
+          <w:lang w:val="en-GB"/>
+        </w:rPr>
+        <w:t>during the course of</w:t>
       </w:r>
       <w:proofErr w:type="gramEnd"/>
       <w:r>
         <w:rPr>
           <w:lang w:val="en-GB"/>
         </w:rPr>
-        <w:t>):</w:t>
-      </w:r>
-      <w:r>
-        <w:rPr>
-          <w:lang w:val="en-GB"/>
-        </w:rPr>
-        <w:t xml:space="preserve"> I consent to the </w:t>
-      </w:r>
-      <w:r>
-        <w:rPr>
-          <w:lang w:val="en-GB"/>
-        </w:rPr>
-        <w:t>anonymization</w:t>
-      </w:r>
-      <w:r>
-        <w:rPr>
-          <w:lang w:val="en-GB"/>
-        </w:rPr>
-        <w:t xml:space="preserve"> of my personal data during the course of the project and can therefore no longer revoke my consent.</w:t>
-      </w:r>
-    </w:p>
-    <w:p>
-      <w:pPr>
-        <w:pStyle w:val="Paragraphedeliste"/>
+        <w:t xml:space="preserve"> the project and can therefore no longer revoke my consent.</w:t>
+      </w:r>
+    </w:p>
+    <w:p>
+      <w:pPr>
+        <w:pStyle w:val="ListParagraph"/>
         <w:spacing w:after="0" w:line="240" w:lineRule="auto"/>
         <w:ind w:left="426"/>
         <w:rPr>
@@ -671,7 +620,7 @@
     </w:p>
     <w:p>
       <w:pPr>
-        <w:pStyle w:val="Paragraphedeliste"/>
+        <w:pStyle w:val="ListParagraph"/>
         <w:numPr>
           <w:ilvl w:val="0"/>
           <w:numId w:val="1"/>
@@ -704,7 +653,7 @@
     </w:p>
     <w:p>
       <w:pPr>
-        <w:pStyle w:val="Paragraphedeliste"/>
+        <w:pStyle w:val="ListParagraph"/>
         <w:spacing w:after="0" w:line="240" w:lineRule="auto"/>
         <w:ind w:left="426"/>
         <w:rPr>
@@ -714,7 +663,7 @@
     </w:p>
     <w:p>
       <w:pPr>
-        <w:pStyle w:val="Paragraphedeliste"/>
+        <w:pStyle w:val="ListParagraph"/>
         <w:numPr>
           <w:ilvl w:val="0"/>
           <w:numId w:val="1"/>
@@ -757,26 +706,12 @@
         <w:rPr>
           <w:lang w:val="en-GB"/>
         </w:rPr>
-        <w:t xml:space="preserve">]: I </w:t>
-      </w:r>
-      <w:proofErr w:type="gramStart"/>
-      <w:r>
-        <w:rPr>
-          <w:lang w:val="en-GB"/>
-        </w:rPr>
-        <w:t>will be informed</w:t>
-      </w:r>
-      <w:proofErr w:type="gramEnd"/>
-      <w:r>
-        <w:rPr>
-          <w:lang w:val="en-GB"/>
-        </w:rPr>
-        <w:t xml:space="preserve"> of (incidental) findings that directly affect my health. If I do not wish to receive this information, I tick the corresponding box at the end of this consent form.</w:t>
-      </w:r>
-    </w:p>
-    <w:p>
-      <w:pPr>
-        <w:pStyle w:val="Paragraphedeliste"/>
+        <w:t>]: I will be informed of (incidental) findings that directly affect my health. If I do not wish to receive this information, I tick the corresponding box at the end of this consent form.</w:t>
+      </w:r>
+    </w:p>
+    <w:p>
+      <w:pPr>
+        <w:pStyle w:val="ListParagraph"/>
         <w:spacing w:after="0" w:line="240" w:lineRule="auto"/>
         <w:ind w:left="426"/>
         <w:rPr>
@@ -786,7 +721,7 @@
     </w:p>
     <w:p>
       <w:pPr>
-        <w:pStyle w:val="Paragraphedeliste"/>
+        <w:pStyle w:val="ListParagraph"/>
         <w:numPr>
           <w:ilvl w:val="0"/>
           <w:numId w:val="1"/>
@@ -821,19 +756,19 @@
         <w:rPr>
           <w:lang w:val="en-GB"/>
         </w:rPr>
-        <w:t>as a result</w:t>
+        <w:t>as a result of</w:t>
       </w:r>
       <w:proofErr w:type="gramEnd"/>
       <w:r>
         <w:rPr>
           <w:lang w:val="en-GB"/>
         </w:rPr>
-        <w:t xml:space="preserve"> of the project.</w:t>
-      </w:r>
-    </w:p>
-    <w:p>
-      <w:pPr>
-        <w:pStyle w:val="Paragraphedeliste"/>
+        <w:t xml:space="preserve"> the project.</w:t>
+      </w:r>
+    </w:p>
+    <w:p>
+      <w:pPr>
+        <w:pStyle w:val="ListParagraph"/>
         <w:numPr>
           <w:ilvl w:val="0"/>
           <w:numId w:val="1"/>
@@ -848,27 +783,13 @@
         <w:rPr>
           <w:lang w:val="en-GB"/>
         </w:rPr>
-        <w:t xml:space="preserve">I am aware that the obligations mentioned in the participant information sheet </w:t>
-      </w:r>
-      <w:proofErr w:type="gramStart"/>
-      <w:r>
-        <w:rPr>
-          <w:lang w:val="en-GB"/>
-        </w:rPr>
-        <w:t xml:space="preserve">must be </w:t>
-      </w:r>
-      <w:r>
-        <w:rPr>
-          <w:lang w:val="en-GB"/>
-        </w:rPr>
-        <w:t>complied</w:t>
-      </w:r>
-      <w:proofErr w:type="gramEnd"/>
-      <w:r>
-        <w:rPr>
-          <w:lang w:val="en-GB"/>
-        </w:rPr>
-        <w:t xml:space="preserve"> with </w:t>
+        <w:t xml:space="preserve">I am aware that the obligations mentioned in the participant information sheet must be </w:t>
+      </w:r>
+      <w:r>
+        <w:rPr>
+          <w:lang w:val="en-GB"/>
+        </w:rPr>
+        <w:t xml:space="preserve">complied with </w:t>
       </w:r>
       <w:r>
         <w:rPr>
@@ -903,7 +824,7 @@
     </w:p>
     <w:p>
       <w:pPr>
-        <w:pStyle w:val="Paragraphedeliste"/>
+        <w:pStyle w:val="ListParagraph"/>
         <w:spacing w:after="0" w:line="240" w:lineRule="auto"/>
         <w:ind w:left="426"/>
         <w:rPr>
@@ -913,7 +834,7 @@
     </w:p>
     <w:p>
       <w:pPr>
-        <w:pStyle w:val="Paragraphedeliste"/>
+        <w:pStyle w:val="ListParagraph"/>
         <w:numPr>
           <w:ilvl w:val="0"/>
           <w:numId w:val="1"/>
@@ -949,21 +870,7 @@
         <w:rPr>
           <w:lang w:val="en-GB"/>
         </w:rPr>
-        <w:t xml:space="preserve">]: In particular, I agree to be </w:t>
-      </w:r>
-      <w:proofErr w:type="gramStart"/>
-      <w:r>
-        <w:rPr>
-          <w:lang w:val="en-GB"/>
-        </w:rPr>
-        <w:t>filmed</w:t>
-      </w:r>
-      <w:proofErr w:type="gramEnd"/>
-      <w:r>
-        <w:rPr>
-          <w:lang w:val="en-GB"/>
-        </w:rPr>
-        <w:t xml:space="preserve"> or recorded during the project. I therefore grant the </w:t>
+        <w:t xml:space="preserve">]: In particular, I agree to be filmed or recorded during the project. I therefore grant the </w:t>
       </w:r>
       <w:r>
         <w:rPr>
@@ -992,7 +899,7 @@
     </w:p>
     <w:p>
       <w:pPr>
-        <w:pStyle w:val="Paragraphedeliste"/>
+        <w:pStyle w:val="ListParagraph"/>
         <w:spacing w:after="0" w:line="240" w:lineRule="auto"/>
         <w:ind w:left="426"/>
         <w:rPr>
@@ -1002,7 +909,7 @@
     </w:p>
     <w:p>
       <w:pPr>
-        <w:pStyle w:val="Paragraphedeliste"/>
+        <w:pStyle w:val="ListParagraph"/>
         <w:numPr>
           <w:ilvl w:val="0"/>
           <w:numId w:val="1"/>
@@ -1083,7 +990,7 @@
     </w:p>
     <w:tbl>
       <w:tblPr>
-        <w:tblStyle w:val="Grilledutableau"/>
+        <w:tblStyle w:val="TableGrid"/>
         <w:tblW w:w="0" w:type="auto"/>
         <w:tblLook w:val="04A0" w:firstRow="1" w:lastRow="0" w:firstColumn="1" w:lastColumn="0" w:noHBand="0" w:noVBand="1"/>
       </w:tblPr>
@@ -1269,7 +1176,7 @@
     </w:p>
     <w:p>
       <w:pPr>
-        <w:pStyle w:val="Paragraphedeliste"/>
+        <w:pStyle w:val="ListParagraph"/>
         <w:numPr>
           <w:ilvl w:val="0"/>
           <w:numId w:val="2"/>
@@ -1312,21 +1219,7 @@
         <w:rPr>
           <w:lang w:val="en-GB"/>
         </w:rPr>
-        <w:t xml:space="preserve">: I do not wish to </w:t>
-      </w:r>
-      <w:proofErr w:type="gramStart"/>
-      <w:r>
-        <w:rPr>
-          <w:lang w:val="en-GB"/>
-        </w:rPr>
-        <w:t>be notified</w:t>
-      </w:r>
-      <w:proofErr w:type="gramEnd"/>
-      <w:r>
-        <w:rPr>
-          <w:lang w:val="en-GB"/>
-        </w:rPr>
-        <w:t xml:space="preserve"> in the event of a fortuitous discovery about my health status.</w:t>
+        <w:t>: I do not wish to be notified in the event of a fortuitous discovery about my health status.</w:t>
       </w:r>
     </w:p>
     <w:p>
@@ -1340,7 +1233,7 @@
     </w:p>
     <w:p>
       <w:pPr>
-        <w:pStyle w:val="Paragraphedeliste"/>
+        <w:pStyle w:val="ListParagraph"/>
         <w:numPr>
           <w:ilvl w:val="0"/>
           <w:numId w:val="2"/>
@@ -1397,7 +1290,7 @@
     </w:p>
     <w:p>
       <w:pPr>
-        <w:pStyle w:val="Paragraphedeliste"/>
+        <w:pStyle w:val="ListParagraph"/>
         <w:numPr>
           <w:ilvl w:val="0"/>
           <w:numId w:val="2"/>
@@ -1472,7 +1365,7 @@
     </w:p>
     <w:p>
       <w:pPr>
-        <w:pStyle w:val="Paragraphedeliste"/>
+        <w:pStyle w:val="ListParagraph"/>
         <w:numPr>
           <w:ilvl w:val="0"/>
           <w:numId w:val="2"/>
@@ -1539,21 +1432,21 @@
         <w:rPr>
           <w:lang w:val="en-GB"/>
         </w:rPr>
-        <w:t xml:space="preserve">nvestigator may keep my personal contact data in order to </w:t>
+        <w:t xml:space="preserve">nvestigator may keep my personal contact data </w:t>
       </w:r>
       <w:proofErr w:type="gramStart"/>
       <w:r>
         <w:rPr>
           <w:lang w:val="en-GB"/>
         </w:rPr>
-        <w:t>be contacted</w:t>
+        <w:t>in order to</w:t>
       </w:r>
       <w:proofErr w:type="gramEnd"/>
       <w:r>
         <w:rPr>
           <w:lang w:val="en-GB"/>
         </w:rPr>
-        <w:t xml:space="preserve"> </w:t>
+        <w:t xml:space="preserve"> be contacted </w:t>
       </w:r>
       <w:r>
         <w:rPr>
@@ -1569,10 +1462,10 @@
       </w:r>
     </w:p>
     <w:sectPr>
-      <w:headerReference w:type="default" r:id="rId7"/>
-      <w:footerReference w:type="default" r:id="rId8"/>
-      <w:headerReference w:type="first" r:id="rId9"/>
-      <w:footerReference w:type="first" r:id="rId10"/>
+      <w:headerReference w:type="default" r:id="rId11"/>
+      <w:footerReference w:type="default" r:id="rId12"/>
+      <w:headerReference w:type="first" r:id="rId13"/>
+      <w:footerReference w:type="first" r:id="rId14"/>
       <w:pgSz w:w="11906" w:h="16838"/>
       <w:pgMar w:top="1417" w:right="1417" w:bottom="1417" w:left="1417" w:header="708" w:footer="708" w:gutter="0"/>
       <w:cols w:space="708"/>
@@ -1583,8 +1476,70 @@
 </w:document>
 </file>
 
+<file path=word/comments.xml><?xml version="1.0" encoding="utf-8"?>
+<w:comments xmlns:wpc="http://schemas.microsoft.com/office/word/2010/wordprocessingCanvas" xmlns:cx="http://schemas.microsoft.com/office/drawing/2014/chartex" xmlns:cx1="http://schemas.microsoft.com/office/drawing/2015/9/8/chartex" xmlns:cx2="http://schemas.microsoft.com/office/drawing/2015/10/21/chartex" xmlns:cx3="http://schemas.microsoft.com/office/drawing/2016/5/9/chartex" xmlns:cx4="http://schemas.microsoft.com/office/drawing/2016/5/10/chartex" xmlns:cx5="http://schemas.microsoft.com/office/drawing/2016/5/11/chartex" xmlns:cx6="http://schemas.microsoft.com/office/drawing/2016/5/12/chartex" xmlns:cx7="http://schemas.microsoft.com/office/drawing/2016/5/13/chartex" xmlns:cx8="http://schemas.microsoft.com/office/drawing/2016/5/14/chartex" xmlns:mc="http://schemas.openxmlformats.org/markup-compatibility/2006" xmlns:aink="http://schemas.microsoft.com/office/drawing/2016/ink" xmlns:am3d="http://schemas.microsoft.com/office/drawing/2017/model3d" xmlns:o="urn:schemas-microsoft-com:office:office" xmlns:oel="http://schemas.microsoft.com/office/2019/extlst" xmlns:r="http://schemas.openxmlformats.org/officeDocument/2006/relationships" xmlns:m="http://schemas.openxmlformats.org/officeDocument/2006/math" xmlns:v="urn:schemas-microsoft-com:vml" xmlns:wp14="http://schemas.microsoft.com/office/word/2010/wordprocessingDrawing" xmlns:wp="http://schemas.openxmlformats.org/drawingml/2006/wordprocessingDrawing" xmlns:w10="urn:schemas-microsoft-com:office:word" xmlns:w="http://schemas.openxmlformats.org/wordprocessingml/2006/main" xmlns:w14="http://schemas.microsoft.com/office/word/2010/wordml" xmlns:w15="http://schemas.microsoft.com/office/word/2012/wordml" xmlns:w16cex="http://schemas.microsoft.com/office/word/2018/wordml/cex" xmlns:w16cid="http://schemas.microsoft.com/office/word/2016/wordml/cid" xmlns:w16="http://schemas.microsoft.com/office/word/2018/wordml" xmlns:w16du="http://schemas.microsoft.com/office/word/2023/wordml/word16du" xmlns:w16sdtdh="http://schemas.microsoft.com/office/word/2020/wordml/sdtdatahash" xmlns:w16sdtfl="http://schemas.microsoft.com/office/word/2024/wordml/sdtformatlock" xmlns:w16se="http://schemas.microsoft.com/office/word/2015/wordml/symex" xmlns:wpg="http://schemas.microsoft.com/office/word/2010/wordprocessingGroup" xmlns:wpi="http://schemas.microsoft.com/office/word/2010/wordprocessingInk" xmlns:wne="http://schemas.microsoft.com/office/word/2006/wordml" xmlns:wps="http://schemas.microsoft.com/office/word/2010/wordprocessingShape" mc:Ignorable="w14 w15 w16se w16cid w16 w16cex w16sdtdh w16sdtfl w16du wp14">
+  <w:comment w:id="0" w:author="Huguenot-Noel, Robin" w:date="2025-06-24T15:22:00Z" w:initials="RH">
+    <w:p>
+      <w:r>
+        <w:rPr>
+          <w:rStyle w:val="CommentReference"/>
+        </w:rPr>
+        <w:annotationRef/>
+      </w:r>
+      <w:r>
+        <w:rPr>
+          <w:color w:val="000000"/>
+          <w:sz w:val="20"/>
+          <w:szCs w:val="20"/>
+        </w:rPr>
+        <w:t xml:space="preserve">Tres focus on health, ca fait sense? </w:t>
+      </w:r>
+    </w:p>
+  </w:comment>
+  <w:comment w:id="1" w:author="Huguenot-Noel, Robin" w:date="2025-06-24T15:20:00Z" w:initials="RH">
+    <w:p>
+      <w:r>
+        <w:rPr>
+          <w:rStyle w:val="CommentReference"/>
+        </w:rPr>
+        <w:annotationRef/>
+      </w:r>
+      <w:r>
+        <w:rPr>
+          <w:color w:val="000000"/>
+          <w:sz w:val="20"/>
+          <w:szCs w:val="20"/>
+        </w:rPr>
+        <w:t>Ca se serait a nous de remplir j’imagine?</w:t>
+      </w:r>
+    </w:p>
+  </w:comment>
+</w:comments>
+</file>
+
+<file path=word/commentsExtended.xml><?xml version="1.0" encoding="utf-8"?>
+<w15:commentsEx xmlns:wpc="http://schemas.microsoft.com/office/word/2010/wordprocessingCanvas" xmlns:cx="http://schemas.microsoft.com/office/drawing/2014/chartex" xmlns:cx1="http://schemas.microsoft.com/office/drawing/2015/9/8/chartex" xmlns:cx2="http://schemas.microsoft.com/office/drawing/2015/10/21/chartex" xmlns:cx3="http://schemas.microsoft.com/office/drawing/2016/5/9/chartex" xmlns:cx4="http://schemas.microsoft.com/office/drawing/2016/5/10/chartex" xmlns:cx5="http://schemas.microsoft.com/office/drawing/2016/5/11/chartex" xmlns:cx6="http://schemas.microsoft.com/office/drawing/2016/5/12/chartex" xmlns:cx7="http://schemas.microsoft.com/office/drawing/2016/5/13/chartex" xmlns:cx8="http://schemas.microsoft.com/office/drawing/2016/5/14/chartex" xmlns:mc="http://schemas.openxmlformats.org/markup-compatibility/2006" xmlns:aink="http://schemas.microsoft.com/office/drawing/2016/ink" xmlns:am3d="http://schemas.microsoft.com/office/drawing/2017/model3d" xmlns:o="urn:schemas-microsoft-com:office:office" xmlns:oel="http://schemas.microsoft.com/office/2019/extlst" xmlns:r="http://schemas.openxmlformats.org/officeDocument/2006/relationships" xmlns:m="http://schemas.openxmlformats.org/officeDocument/2006/math" xmlns:v="urn:schemas-microsoft-com:vml" xmlns:wp14="http://schemas.microsoft.com/office/word/2010/wordprocessingDrawing" xmlns:wp="http://schemas.openxmlformats.org/drawingml/2006/wordprocessingDrawing" xmlns:w10="urn:schemas-microsoft-com:office:word" xmlns:w="http://schemas.openxmlformats.org/wordprocessingml/2006/main" xmlns:w14="http://schemas.microsoft.com/office/word/2010/wordml" xmlns:w15="http://schemas.microsoft.com/office/word/2012/wordml" xmlns:w16cex="http://schemas.microsoft.com/office/word/2018/wordml/cex" xmlns:w16cid="http://schemas.microsoft.com/office/word/2016/wordml/cid" xmlns:w16="http://schemas.microsoft.com/office/word/2018/wordml" xmlns:w16du="http://schemas.microsoft.com/office/word/2023/wordml/word16du" xmlns:w16sdtdh="http://schemas.microsoft.com/office/word/2020/wordml/sdtdatahash" xmlns:w16sdtfl="http://schemas.microsoft.com/office/word/2024/wordml/sdtformatlock" xmlns:w16se="http://schemas.microsoft.com/office/word/2015/wordml/symex" xmlns:wpg="http://schemas.microsoft.com/office/word/2010/wordprocessingGroup" xmlns:wpi="http://schemas.microsoft.com/office/word/2010/wordprocessingInk" xmlns:wne="http://schemas.microsoft.com/office/word/2006/wordml" xmlns:wps="http://schemas.microsoft.com/office/word/2010/wordprocessingShape" mc:Ignorable="w14 w15 w16se w16cid w16 w16cex w16sdtdh w16sdtfl w16du wp14">
+  <w15:commentEx w15:paraId="226D8409" w15:done="0"/>
+  <w15:commentEx w15:paraId="35CEB4D7" w15:done="0"/>
+</w15:commentsEx>
+</file>
+
+<file path=word/commentsExtensible.xml><?xml version="1.0" encoding="utf-8"?>
+<w16cex:commentsExtensible xmlns:wpc="http://schemas.microsoft.com/office/word/2010/wordprocessingCanvas" xmlns:cx="http://schemas.microsoft.com/office/drawing/2014/chartex" xmlns:cx1="http://schemas.microsoft.com/office/drawing/2015/9/8/chartex" xmlns:cx2="http://schemas.microsoft.com/office/drawing/2015/10/21/chartex" xmlns:cx3="http://schemas.microsoft.com/office/drawing/2016/5/9/chartex" xmlns:cx4="http://schemas.microsoft.com/office/drawing/2016/5/10/chartex" xmlns:cx5="http://schemas.microsoft.com/office/drawing/2016/5/11/chartex" xmlns:cx6="http://schemas.microsoft.com/office/drawing/2016/5/12/chartex" xmlns:cx7="http://schemas.microsoft.com/office/drawing/2016/5/13/chartex" xmlns:cx8="http://schemas.microsoft.com/office/drawing/2016/5/14/chartex" xmlns:cr="http://schemas.microsoft.com/office/comments/2020/reactions" xmlns:mc="http://schemas.openxmlformats.org/markup-compatibility/2006" xmlns:aink="http://schemas.microsoft.com/office/drawing/2016/ink" xmlns:am3d="http://schemas.microsoft.com/office/drawing/2017/model3d" xmlns:o="urn:schemas-microsoft-com:office:office" xmlns:oel="http://schemas.microsoft.com/office/2019/extlst" xmlns:r="http://schemas.openxmlformats.org/officeDocument/2006/relationships" xmlns:m="http://schemas.openxmlformats.org/officeDocument/2006/math" xmlns:v="urn:schemas-microsoft-com:vml" xmlns:wp14="http://schemas.microsoft.com/office/word/2010/wordprocessingDrawing" xmlns:wp="http://schemas.openxmlformats.org/drawingml/2006/wordprocessingDrawing" xmlns:w10="urn:schemas-microsoft-com:office:word" xmlns:w="http://schemas.openxmlformats.org/wordprocessingml/2006/main" xmlns:w14="http://schemas.microsoft.com/office/word/2010/wordml" xmlns:w15="http://schemas.microsoft.com/office/word/2012/wordml" xmlns:w16cex="http://schemas.microsoft.com/office/word/2018/wordml/cex" xmlns:w16cid="http://schemas.microsoft.com/office/word/2016/wordml/cid" xmlns:w16="http://schemas.microsoft.com/office/word/2018/wordml" xmlns:w16du="http://schemas.microsoft.com/office/word/2023/wordml/word16du" xmlns:w16sdtdh="http://schemas.microsoft.com/office/word/2020/wordml/sdtdatahash" xmlns:w16sdtfl="http://schemas.microsoft.com/office/word/2024/wordml/sdtformatlock" xmlns:w16se="http://schemas.microsoft.com/office/word/2015/wordml/symex" xmlns:wpg="http://schemas.microsoft.com/office/word/2010/wordprocessingGroup" xmlns:wpi="http://schemas.microsoft.com/office/word/2010/wordprocessingInk" xmlns:wne="http://schemas.microsoft.com/office/word/2006/wordml" xmlns:wps="http://schemas.microsoft.com/office/word/2010/wordprocessingShape" mc:Ignorable="w14 w15 w16se w16cid w16 w16cex w16sdtdh w16sdtfl cr w16du wp14">
+  <w16cex:commentExtensible w16cex:durableId="3CEAFB09" w16cex:dateUtc="2025-06-24T13:22:00Z"/>
+  <w16cex:commentExtensible w16cex:durableId="1747AE70" w16cex:dateUtc="2025-06-24T13:20:00Z"/>
+</w16cex:commentsExtensible>
+</file>
+
+<file path=word/commentsIds.xml><?xml version="1.0" encoding="utf-8"?>
+<w16cid:commentsIds xmlns:wpc="http://schemas.microsoft.com/office/word/2010/wordprocessingCanvas" xmlns:cx="http://schemas.microsoft.com/office/drawing/2014/chartex" xmlns:cx1="http://schemas.microsoft.com/office/drawing/2015/9/8/chartex" xmlns:cx2="http://schemas.microsoft.com/office/drawing/2015/10/21/chartex" xmlns:cx3="http://schemas.microsoft.com/office/drawing/2016/5/9/chartex" xmlns:cx4="http://schemas.microsoft.com/office/drawing/2016/5/10/chartex" xmlns:cx5="http://schemas.microsoft.com/office/drawing/2016/5/11/chartex" xmlns:cx6="http://schemas.microsoft.com/office/drawing/2016/5/12/chartex" xmlns:cx7="http://schemas.microsoft.com/office/drawing/2016/5/13/chartex" xmlns:cx8="http://schemas.microsoft.com/office/drawing/2016/5/14/chartex" xmlns:mc="http://schemas.openxmlformats.org/markup-compatibility/2006" xmlns:aink="http://schemas.microsoft.com/office/drawing/2016/ink" xmlns:am3d="http://schemas.microsoft.com/office/drawing/2017/model3d" xmlns:o="urn:schemas-microsoft-com:office:office" xmlns:oel="http://schemas.microsoft.com/office/2019/extlst" xmlns:r="http://schemas.openxmlformats.org/officeDocument/2006/relationships" xmlns:m="http://schemas.openxmlformats.org/officeDocument/2006/math" xmlns:v="urn:schemas-microsoft-com:vml" xmlns:wp14="http://schemas.microsoft.com/office/word/2010/wordprocessingDrawing" xmlns:wp="http://schemas.openxmlformats.org/drawingml/2006/wordprocessingDrawing" xmlns:w10="urn:schemas-microsoft-com:office:word" xmlns:w="http://schemas.openxmlformats.org/wordprocessingml/2006/main" xmlns:w14="http://schemas.microsoft.com/office/word/2010/wordml" xmlns:w15="http://schemas.microsoft.com/office/word/2012/wordml" xmlns:w16cex="http://schemas.microsoft.com/office/word/2018/wordml/cex" xmlns:w16cid="http://schemas.microsoft.com/office/word/2016/wordml/cid" xmlns:w16="http://schemas.microsoft.com/office/word/2018/wordml" xmlns:w16du="http://schemas.microsoft.com/office/word/2023/wordml/word16du" xmlns:w16sdtdh="http://schemas.microsoft.com/office/word/2020/wordml/sdtdatahash" xmlns:w16sdtfl="http://schemas.microsoft.com/office/word/2024/wordml/sdtformatlock" xmlns:w16se="http://schemas.microsoft.com/office/word/2015/wordml/symex" xmlns:wpg="http://schemas.microsoft.com/office/word/2010/wordprocessingGroup" xmlns:wpi="http://schemas.microsoft.com/office/word/2010/wordprocessingInk" xmlns:wne="http://schemas.microsoft.com/office/word/2006/wordml" xmlns:wps="http://schemas.microsoft.com/office/word/2010/wordprocessingShape" mc:Ignorable="w14 w15 w16se w16cid w16 w16cex w16sdtdh w16sdtfl w16du wp14">
+  <w16cid:commentId w16cid:paraId="226D8409" w16cid:durableId="3CEAFB09"/>
+  <w16cid:commentId w16cid:paraId="35CEB4D7" w16cid:durableId="1747AE70"/>
+</w16cid:commentsIds>
+</file>
+
 <file path=word/endnotes.xml><?xml version="1.0" encoding="utf-8"?>
-<w:endnotes xmlns:wpc="http://schemas.microsoft.com/office/word/2010/wordprocessingCanvas" xmlns:cx="http://schemas.microsoft.com/office/drawing/2014/chartex" xmlns:cx1="http://schemas.microsoft.com/office/drawing/2015/9/8/chartex" xmlns:mc="http://schemas.openxmlformats.org/markup-compatibility/2006" xmlns:o="urn:schemas-microsoft-com:office:office" xmlns:r="http://schemas.openxmlformats.org/officeDocument/2006/relationships" xmlns:m="http://schemas.openxmlformats.org/officeDocument/2006/math" xmlns:v="urn:schemas-microsoft-com:vml" xmlns:wp14="http://schemas.microsoft.com/office/word/2010/wordprocessingDrawing" xmlns:wp="http://schemas.openxmlformats.org/drawingml/2006/wordprocessingDrawing" xmlns:w10="urn:schemas-microsoft-com:office:word" xmlns:w="http://schemas.openxmlformats.org/wordprocessingml/2006/main" xmlns:w14="http://schemas.microsoft.com/office/word/2010/wordml" xmlns:w15="http://schemas.microsoft.com/office/word/2012/wordml" xmlns:w16se="http://schemas.microsoft.com/office/word/2015/wordml/symex" xmlns:wpg="http://schemas.microsoft.com/office/word/2010/wordprocessingGroup" xmlns:wpi="http://schemas.microsoft.com/office/word/2010/wordprocessingInk" xmlns:wne="http://schemas.microsoft.com/office/word/2006/wordml" xmlns:wps="http://schemas.microsoft.com/office/word/2010/wordprocessingShape" mc:Ignorable="w14 w15 w16se wp14">
+<w:endnotes xmlns:wpc="http://schemas.microsoft.com/office/word/2010/wordprocessingCanvas" xmlns:cx="http://schemas.microsoft.com/office/drawing/2014/chartex" xmlns:cx1="http://schemas.microsoft.com/office/drawing/2015/9/8/chartex" xmlns:cx2="http://schemas.microsoft.com/office/drawing/2015/10/21/chartex" xmlns:cx3="http://schemas.microsoft.com/office/drawing/2016/5/9/chartex" xmlns:cx4="http://schemas.microsoft.com/office/drawing/2016/5/10/chartex" xmlns:cx5="http://schemas.microsoft.com/office/drawing/2016/5/11/chartex" xmlns:cx6="http://schemas.microsoft.com/office/drawing/2016/5/12/chartex" xmlns:cx7="http://schemas.microsoft.com/office/drawing/2016/5/13/chartex" xmlns:cx8="http://schemas.microsoft.com/office/drawing/2016/5/14/chartex" xmlns:mc="http://schemas.openxmlformats.org/markup-compatibility/2006" xmlns:aink="http://schemas.microsoft.com/office/drawing/2016/ink" xmlns:am3d="http://schemas.microsoft.com/office/drawing/2017/model3d" xmlns:o="urn:schemas-microsoft-com:office:office" xmlns:oel="http://schemas.microsoft.com/office/2019/extlst" xmlns:r="http://schemas.openxmlformats.org/officeDocument/2006/relationships" xmlns:m="http://schemas.openxmlformats.org/officeDocument/2006/math" xmlns:v="urn:schemas-microsoft-com:vml" xmlns:wp14="http://schemas.microsoft.com/office/word/2010/wordprocessingDrawing" xmlns:wp="http://schemas.openxmlformats.org/drawingml/2006/wordprocessingDrawing" xmlns:w10="urn:schemas-microsoft-com:office:word" xmlns:w="http://schemas.openxmlformats.org/wordprocessingml/2006/main" xmlns:w14="http://schemas.microsoft.com/office/word/2010/wordml" xmlns:w15="http://schemas.microsoft.com/office/word/2012/wordml" xmlns:w16cex="http://schemas.microsoft.com/office/word/2018/wordml/cex" xmlns:w16cid="http://schemas.microsoft.com/office/word/2016/wordml/cid" xmlns:w16="http://schemas.microsoft.com/office/word/2018/wordml" xmlns:w16du="http://schemas.microsoft.com/office/word/2023/wordml/word16du" xmlns:w16sdtdh="http://schemas.microsoft.com/office/word/2020/wordml/sdtdatahash" xmlns:w16sdtfl="http://schemas.microsoft.com/office/word/2024/wordml/sdtformatlock" xmlns:w16se="http://schemas.microsoft.com/office/word/2015/wordml/symex" xmlns:wpg="http://schemas.microsoft.com/office/word/2010/wordprocessingGroup" xmlns:wpi="http://schemas.microsoft.com/office/word/2010/wordprocessingInk" xmlns:wne="http://schemas.microsoft.com/office/word/2006/wordml" xmlns:wps="http://schemas.microsoft.com/office/word/2010/wordprocessingShape" mc:Ignorable="w14 w15 w16se w16cid w16 w16cex w16sdtdh w16sdtfl w16du wp14">
   <w:endnote w:type="separator" w:id="-1">
     <w:p>
       <w:pPr>
@@ -1609,10 +1564,10 @@
 </file>
 
 <file path=word/footer1.xml><?xml version="1.0" encoding="utf-8"?>
-<w:ftr xmlns:wpc="http://schemas.microsoft.com/office/word/2010/wordprocessingCanvas" xmlns:cx="http://schemas.microsoft.com/office/drawing/2014/chartex" xmlns:cx1="http://schemas.microsoft.com/office/drawing/2015/9/8/chartex" xmlns:mc="http://schemas.openxmlformats.org/markup-compatibility/2006" xmlns:o="urn:schemas-microsoft-com:office:office" xmlns:r="http://schemas.openxmlformats.org/officeDocument/2006/relationships" xmlns:m="http://schemas.openxmlformats.org/officeDocument/2006/math" xmlns:v="urn:schemas-microsoft-com:vml" xmlns:wp14="http://schemas.microsoft.com/office/word/2010/wordprocessingDrawing" xmlns:wp="http://schemas.openxmlformats.org/drawingml/2006/wordprocessingDrawing" xmlns:w10="urn:schemas-microsoft-com:office:word" xmlns:w="http://schemas.openxmlformats.org/wordprocessingml/2006/main" xmlns:w14="http://schemas.microsoft.com/office/word/2010/wordml" xmlns:w15="http://schemas.microsoft.com/office/word/2012/wordml" xmlns:w16se="http://schemas.microsoft.com/office/word/2015/wordml/symex" xmlns:wpg="http://schemas.microsoft.com/office/word/2010/wordprocessingGroup" xmlns:wpi="http://schemas.microsoft.com/office/word/2010/wordprocessingInk" xmlns:wne="http://schemas.microsoft.com/office/word/2006/wordml" xmlns:wps="http://schemas.microsoft.com/office/word/2010/wordprocessingShape" mc:Ignorable="w14 w15 w16se wp14">
+<w:ftr xmlns:wpc="http://schemas.microsoft.com/office/word/2010/wordprocessingCanvas" xmlns:cx="http://schemas.microsoft.com/office/drawing/2014/chartex" xmlns:cx1="http://schemas.microsoft.com/office/drawing/2015/9/8/chartex" xmlns:cx2="http://schemas.microsoft.com/office/drawing/2015/10/21/chartex" xmlns:cx3="http://schemas.microsoft.com/office/drawing/2016/5/9/chartex" xmlns:cx4="http://schemas.microsoft.com/office/drawing/2016/5/10/chartex" xmlns:cx5="http://schemas.microsoft.com/office/drawing/2016/5/11/chartex" xmlns:cx6="http://schemas.microsoft.com/office/drawing/2016/5/12/chartex" xmlns:cx7="http://schemas.microsoft.com/office/drawing/2016/5/13/chartex" xmlns:cx8="http://schemas.microsoft.com/office/drawing/2016/5/14/chartex" xmlns:mc="http://schemas.openxmlformats.org/markup-compatibility/2006" xmlns:aink="http://schemas.microsoft.com/office/drawing/2016/ink" xmlns:am3d="http://schemas.microsoft.com/office/drawing/2017/model3d" xmlns:o="urn:schemas-microsoft-com:office:office" xmlns:oel="http://schemas.microsoft.com/office/2019/extlst" xmlns:r="http://schemas.openxmlformats.org/officeDocument/2006/relationships" xmlns:m="http://schemas.openxmlformats.org/officeDocument/2006/math" xmlns:v="urn:schemas-microsoft-com:vml" xmlns:wp14="http://schemas.microsoft.com/office/word/2010/wordprocessingDrawing" xmlns:wp="http://schemas.openxmlformats.org/drawingml/2006/wordprocessingDrawing" xmlns:w10="urn:schemas-microsoft-com:office:word" xmlns:w="http://schemas.openxmlformats.org/wordprocessingml/2006/main" xmlns:w14="http://schemas.microsoft.com/office/word/2010/wordml" xmlns:w15="http://schemas.microsoft.com/office/word/2012/wordml" xmlns:w16cex="http://schemas.microsoft.com/office/word/2018/wordml/cex" xmlns:w16cid="http://schemas.microsoft.com/office/word/2016/wordml/cid" xmlns:w16="http://schemas.microsoft.com/office/word/2018/wordml" xmlns:w16du="http://schemas.microsoft.com/office/word/2023/wordml/word16du" xmlns:w16sdtdh="http://schemas.microsoft.com/office/word/2020/wordml/sdtdatahash" xmlns:w16sdtfl="http://schemas.microsoft.com/office/word/2024/wordml/sdtformatlock" xmlns:w16se="http://schemas.microsoft.com/office/word/2015/wordml/symex" xmlns:wpg="http://schemas.microsoft.com/office/word/2010/wordprocessingGroup" xmlns:wpi="http://schemas.microsoft.com/office/word/2010/wordprocessingInk" xmlns:wne="http://schemas.microsoft.com/office/word/2006/wordml" xmlns:wps="http://schemas.microsoft.com/office/word/2010/wordprocessingShape" mc:Ignorable="w14 w15 w16se w16cid w16 w16cex w16sdtdh w16sdtfl w16du wp14">
   <w:p>
     <w:pPr>
-      <w:pStyle w:val="Pieddepage"/>
+      <w:pStyle w:val="Footer"/>
     </w:pPr>
     <w:r>
       <w:fldChar w:fldCharType="begin"/>
@@ -1635,7 +1590,7 @@
   </w:p>
   <w:p>
     <w:pPr>
-      <w:pStyle w:val="Pieddepage"/>
+      <w:pStyle w:val="Footer"/>
     </w:pPr>
     <w:r>
       <w:rPr>
@@ -1759,7 +1714,7 @@
                       <w:txbxContent>
                         <w:p>
                           <w:pPr>
-                            <w:pStyle w:val="Pieddepage"/>
+                            <w:pStyle w:val="Footer"/>
                             <w:rPr>
                               <w:rFonts w:ascii="Arial" w:hAnsi="Arial" w:cs="Arial"/>
                               <w:sz w:val="14"/>
@@ -2416,7 +2371,7 @@
                       <w:txbxContent>
                         <w:p>
                           <w:pPr>
-                            <w:pStyle w:val="Pieddepage"/>
+                            <w:pStyle w:val="Footer"/>
                             <w:suppressAutoHyphens/>
                             <w:snapToGrid w:val="0"/>
                             <w:rPr>
@@ -2460,7 +2415,7 @@
                         </w:p>
                         <w:p>
                           <w:pPr>
-                            <w:pStyle w:val="Pieddepage"/>
+                            <w:pStyle w:val="Footer"/>
                             <w:suppressAutoHyphens/>
                             <w:snapToGrid w:val="0"/>
                             <w:rPr>
@@ -2848,17 +2803,17 @@
   </w:p>
   <w:p>
     <w:pPr>
-      <w:pStyle w:val="Pieddepage"/>
+      <w:pStyle w:val="Footer"/>
     </w:pPr>
   </w:p>
 </w:ftr>
 </file>
 
 <file path=word/footer2.xml><?xml version="1.0" encoding="utf-8"?>
-<w:ftr xmlns:wpc="http://schemas.microsoft.com/office/word/2010/wordprocessingCanvas" xmlns:cx="http://schemas.microsoft.com/office/drawing/2014/chartex" xmlns:cx1="http://schemas.microsoft.com/office/drawing/2015/9/8/chartex" xmlns:mc="http://schemas.openxmlformats.org/markup-compatibility/2006" xmlns:o="urn:schemas-microsoft-com:office:office" xmlns:r="http://schemas.openxmlformats.org/officeDocument/2006/relationships" xmlns:m="http://schemas.openxmlformats.org/officeDocument/2006/math" xmlns:v="urn:schemas-microsoft-com:vml" xmlns:wp14="http://schemas.microsoft.com/office/word/2010/wordprocessingDrawing" xmlns:wp="http://schemas.openxmlformats.org/drawingml/2006/wordprocessingDrawing" xmlns:w10="urn:schemas-microsoft-com:office:word" xmlns:w="http://schemas.openxmlformats.org/wordprocessingml/2006/main" xmlns:w14="http://schemas.microsoft.com/office/word/2010/wordml" xmlns:w15="http://schemas.microsoft.com/office/word/2012/wordml" xmlns:w16se="http://schemas.microsoft.com/office/word/2015/wordml/symex" xmlns:wpg="http://schemas.microsoft.com/office/word/2010/wordprocessingGroup" xmlns:wpi="http://schemas.microsoft.com/office/word/2010/wordprocessingInk" xmlns:wne="http://schemas.microsoft.com/office/word/2006/wordml" xmlns:wps="http://schemas.microsoft.com/office/word/2010/wordprocessingShape" mc:Ignorable="w14 w15 w16se wp14">
+<w:ftr xmlns:wpc="http://schemas.microsoft.com/office/word/2010/wordprocessingCanvas" xmlns:cx="http://schemas.microsoft.com/office/drawing/2014/chartex" xmlns:cx1="http://schemas.microsoft.com/office/drawing/2015/9/8/chartex" xmlns:cx2="http://schemas.microsoft.com/office/drawing/2015/10/21/chartex" xmlns:cx3="http://schemas.microsoft.com/office/drawing/2016/5/9/chartex" xmlns:cx4="http://schemas.microsoft.com/office/drawing/2016/5/10/chartex" xmlns:cx5="http://schemas.microsoft.com/office/drawing/2016/5/11/chartex" xmlns:cx6="http://schemas.microsoft.com/office/drawing/2016/5/12/chartex" xmlns:cx7="http://schemas.microsoft.com/office/drawing/2016/5/13/chartex" xmlns:cx8="http://schemas.microsoft.com/office/drawing/2016/5/14/chartex" xmlns:mc="http://schemas.openxmlformats.org/markup-compatibility/2006" xmlns:aink="http://schemas.microsoft.com/office/drawing/2016/ink" xmlns:am3d="http://schemas.microsoft.com/office/drawing/2017/model3d" xmlns:o="urn:schemas-microsoft-com:office:office" xmlns:oel="http://schemas.microsoft.com/office/2019/extlst" xmlns:r="http://schemas.openxmlformats.org/officeDocument/2006/relationships" xmlns:m="http://schemas.openxmlformats.org/officeDocument/2006/math" xmlns:v="urn:schemas-microsoft-com:vml" xmlns:wp14="http://schemas.microsoft.com/office/word/2010/wordprocessingDrawing" xmlns:wp="http://schemas.openxmlformats.org/drawingml/2006/wordprocessingDrawing" xmlns:w10="urn:schemas-microsoft-com:office:word" xmlns:w="http://schemas.openxmlformats.org/wordprocessingml/2006/main" xmlns:w14="http://schemas.microsoft.com/office/word/2010/wordml" xmlns:w15="http://schemas.microsoft.com/office/word/2012/wordml" xmlns:w16cex="http://schemas.microsoft.com/office/word/2018/wordml/cex" xmlns:w16cid="http://schemas.microsoft.com/office/word/2016/wordml/cid" xmlns:w16="http://schemas.microsoft.com/office/word/2018/wordml" xmlns:w16du="http://schemas.microsoft.com/office/word/2023/wordml/word16du" xmlns:w16sdtdh="http://schemas.microsoft.com/office/word/2020/wordml/sdtdatahash" xmlns:w16sdtfl="http://schemas.microsoft.com/office/word/2024/wordml/sdtformatlock" xmlns:w16se="http://schemas.microsoft.com/office/word/2015/wordml/symex" xmlns:wpg="http://schemas.microsoft.com/office/word/2010/wordprocessingGroup" xmlns:wpi="http://schemas.microsoft.com/office/word/2010/wordprocessingInk" xmlns:wne="http://schemas.microsoft.com/office/word/2006/wordml" xmlns:wps="http://schemas.microsoft.com/office/word/2010/wordprocessingShape" mc:Ignorable="w14 w15 w16se w16cid w16 w16cex w16sdtdh w16sdtfl w16du wp14">
   <w:p>
     <w:pPr>
-      <w:pStyle w:val="Pieddepage"/>
+      <w:pStyle w:val="Footer"/>
     </w:pPr>
     <w:r>
       <w:fldChar w:fldCharType="begin"/>
@@ -2881,7 +2836,7 @@
   </w:p>
   <w:p>
     <w:pPr>
-      <w:pStyle w:val="Pieddepage"/>
+      <w:pStyle w:val="Footer"/>
     </w:pPr>
     <w:r>
       <w:rPr>
@@ -3005,7 +2960,7 @@
                       <w:txbxContent>
                         <w:p>
                           <w:pPr>
-                            <w:pStyle w:val="Pieddepage"/>
+                            <w:pStyle w:val="Footer"/>
                             <w:rPr>
                               <w:rFonts w:ascii="Arial" w:hAnsi="Arial" w:cs="Arial"/>
                               <w:sz w:val="14"/>
@@ -3662,7 +3617,7 @@
                       <w:txbxContent>
                         <w:p>
                           <w:pPr>
-                            <w:pStyle w:val="Pieddepage"/>
+                            <w:pStyle w:val="Footer"/>
                             <w:suppressAutoHyphens/>
                             <w:snapToGrid w:val="0"/>
                             <w:rPr>
@@ -3706,7 +3661,7 @@
                         </w:p>
                         <w:p>
                           <w:pPr>
-                            <w:pStyle w:val="Pieddepage"/>
+                            <w:pStyle w:val="Footer"/>
                             <w:suppressAutoHyphens/>
                             <w:snapToGrid w:val="0"/>
                             <w:rPr>
@@ -4094,14 +4049,14 @@
   </w:p>
   <w:p>
     <w:pPr>
-      <w:pStyle w:val="Pieddepage"/>
+      <w:pStyle w:val="Footer"/>
     </w:pPr>
   </w:p>
 </w:ftr>
 </file>
 
 <file path=word/footnotes.xml><?xml version="1.0" encoding="utf-8"?>
-<w:footnotes xmlns:wpc="http://schemas.microsoft.com/office/word/2010/wordprocessingCanvas" xmlns:cx="http://schemas.microsoft.com/office/drawing/2014/chartex" xmlns:cx1="http://schemas.microsoft.com/office/drawing/2015/9/8/chartex" xmlns:mc="http://schemas.openxmlformats.org/markup-compatibility/2006" xmlns:o="urn:schemas-microsoft-com:office:office" xmlns:r="http://schemas.openxmlformats.org/officeDocument/2006/relationships" xmlns:m="http://schemas.openxmlformats.org/officeDocument/2006/math" xmlns:v="urn:schemas-microsoft-com:vml" xmlns:wp14="http://schemas.microsoft.com/office/word/2010/wordprocessingDrawing" xmlns:wp="http://schemas.openxmlformats.org/drawingml/2006/wordprocessingDrawing" xmlns:w10="urn:schemas-microsoft-com:office:word" xmlns:w="http://schemas.openxmlformats.org/wordprocessingml/2006/main" xmlns:w14="http://schemas.microsoft.com/office/word/2010/wordml" xmlns:w15="http://schemas.microsoft.com/office/word/2012/wordml" xmlns:w16se="http://schemas.microsoft.com/office/word/2015/wordml/symex" xmlns:wpg="http://schemas.microsoft.com/office/word/2010/wordprocessingGroup" xmlns:wpi="http://schemas.microsoft.com/office/word/2010/wordprocessingInk" xmlns:wne="http://schemas.microsoft.com/office/word/2006/wordml" xmlns:wps="http://schemas.microsoft.com/office/word/2010/wordprocessingShape" mc:Ignorable="w14 w15 w16se wp14">
+<w:footnotes xmlns:wpc="http://schemas.microsoft.com/office/word/2010/wordprocessingCanvas" xmlns:cx="http://schemas.microsoft.com/office/drawing/2014/chartex" xmlns:cx1="http://schemas.microsoft.com/office/drawing/2015/9/8/chartex" xmlns:cx2="http://schemas.microsoft.com/office/drawing/2015/10/21/chartex" xmlns:cx3="http://schemas.microsoft.com/office/drawing/2016/5/9/chartex" xmlns:cx4="http://schemas.microsoft.com/office/drawing/2016/5/10/chartex" xmlns:cx5="http://schemas.microsoft.com/office/drawing/2016/5/11/chartex" xmlns:cx6="http://schemas.microsoft.com/office/drawing/2016/5/12/chartex" xmlns:cx7="http://schemas.microsoft.com/office/drawing/2016/5/13/chartex" xmlns:cx8="http://schemas.microsoft.com/office/drawing/2016/5/14/chartex" xmlns:mc="http://schemas.openxmlformats.org/markup-compatibility/2006" xmlns:aink="http://schemas.microsoft.com/office/drawing/2016/ink" xmlns:am3d="http://schemas.microsoft.com/office/drawing/2017/model3d" xmlns:o="urn:schemas-microsoft-com:office:office" xmlns:oel="http://schemas.microsoft.com/office/2019/extlst" xmlns:r="http://schemas.openxmlformats.org/officeDocument/2006/relationships" xmlns:m="http://schemas.openxmlformats.org/officeDocument/2006/math" xmlns:v="urn:schemas-microsoft-com:vml" xmlns:wp14="http://schemas.microsoft.com/office/word/2010/wordprocessingDrawing" xmlns:wp="http://schemas.openxmlformats.org/drawingml/2006/wordprocessingDrawing" xmlns:w10="urn:schemas-microsoft-com:office:word" xmlns:w="http://schemas.openxmlformats.org/wordprocessingml/2006/main" xmlns:w14="http://schemas.microsoft.com/office/word/2010/wordml" xmlns:w15="http://schemas.microsoft.com/office/word/2012/wordml" xmlns:w16cex="http://schemas.microsoft.com/office/word/2018/wordml/cex" xmlns:w16cid="http://schemas.microsoft.com/office/word/2016/wordml/cid" xmlns:w16="http://schemas.microsoft.com/office/word/2018/wordml" xmlns:w16du="http://schemas.microsoft.com/office/word/2023/wordml/word16du" xmlns:w16sdtdh="http://schemas.microsoft.com/office/word/2020/wordml/sdtdatahash" xmlns:w16sdtfl="http://schemas.microsoft.com/office/word/2024/wordml/sdtformatlock" xmlns:w16se="http://schemas.microsoft.com/office/word/2015/wordml/symex" xmlns:wpg="http://schemas.microsoft.com/office/word/2010/wordprocessingGroup" xmlns:wpi="http://schemas.microsoft.com/office/word/2010/wordprocessingInk" xmlns:wne="http://schemas.microsoft.com/office/word/2006/wordml" xmlns:wps="http://schemas.microsoft.com/office/word/2010/wordprocessingShape" mc:Ignorable="w14 w15 w16se w16cid w16 w16cex w16sdtdh w16sdtfl w16du wp14">
   <w:footnote w:type="separator" w:id="-1">
     <w:p>
       <w:pPr>
@@ -4126,10 +4081,10 @@
 </file>
 
 <file path=word/header1.xml><?xml version="1.0" encoding="utf-8"?>
-<w:hdr xmlns:wpc="http://schemas.microsoft.com/office/word/2010/wordprocessingCanvas" xmlns:cx="http://schemas.microsoft.com/office/drawing/2014/chartex" xmlns:cx1="http://schemas.microsoft.com/office/drawing/2015/9/8/chartex" xmlns:mc="http://schemas.openxmlformats.org/markup-compatibility/2006" xmlns:o="urn:schemas-microsoft-com:office:office" xmlns:r="http://schemas.openxmlformats.org/officeDocument/2006/relationships" xmlns:m="http://schemas.openxmlformats.org/officeDocument/2006/math" xmlns:v="urn:schemas-microsoft-com:vml" xmlns:wp14="http://schemas.microsoft.com/office/word/2010/wordprocessingDrawing" xmlns:wp="http://schemas.openxmlformats.org/drawingml/2006/wordprocessingDrawing" xmlns:w10="urn:schemas-microsoft-com:office:word" xmlns:w="http://schemas.openxmlformats.org/wordprocessingml/2006/main" xmlns:w14="http://schemas.microsoft.com/office/word/2010/wordml" xmlns:w15="http://schemas.microsoft.com/office/word/2012/wordml" xmlns:w16se="http://schemas.microsoft.com/office/word/2015/wordml/symex" xmlns:wpg="http://schemas.microsoft.com/office/word/2010/wordprocessingGroup" xmlns:wpi="http://schemas.microsoft.com/office/word/2010/wordprocessingInk" xmlns:wne="http://schemas.microsoft.com/office/word/2006/wordml" xmlns:wps="http://schemas.microsoft.com/office/word/2010/wordprocessingShape" mc:Ignorable="w14 w15 w16se wp14">
+<w:hdr xmlns:wpc="http://schemas.microsoft.com/office/word/2010/wordprocessingCanvas" xmlns:cx="http://schemas.microsoft.com/office/drawing/2014/chartex" xmlns:cx1="http://schemas.microsoft.com/office/drawing/2015/9/8/chartex" xmlns:cx2="http://schemas.microsoft.com/office/drawing/2015/10/21/chartex" xmlns:cx3="http://schemas.microsoft.com/office/drawing/2016/5/9/chartex" xmlns:cx4="http://schemas.microsoft.com/office/drawing/2016/5/10/chartex" xmlns:cx5="http://schemas.microsoft.com/office/drawing/2016/5/11/chartex" xmlns:cx6="http://schemas.microsoft.com/office/drawing/2016/5/12/chartex" xmlns:cx7="http://schemas.microsoft.com/office/drawing/2016/5/13/chartex" xmlns:cx8="http://schemas.microsoft.com/office/drawing/2016/5/14/chartex" xmlns:mc="http://schemas.openxmlformats.org/markup-compatibility/2006" xmlns:aink="http://schemas.microsoft.com/office/drawing/2016/ink" xmlns:am3d="http://schemas.microsoft.com/office/drawing/2017/model3d" xmlns:o="urn:schemas-microsoft-com:office:office" xmlns:oel="http://schemas.microsoft.com/office/2019/extlst" xmlns:r="http://schemas.openxmlformats.org/officeDocument/2006/relationships" xmlns:m="http://schemas.openxmlformats.org/officeDocument/2006/math" xmlns:v="urn:schemas-microsoft-com:vml" xmlns:wp14="http://schemas.microsoft.com/office/word/2010/wordprocessingDrawing" xmlns:wp="http://schemas.openxmlformats.org/drawingml/2006/wordprocessingDrawing" xmlns:w10="urn:schemas-microsoft-com:office:word" xmlns:w="http://schemas.openxmlformats.org/wordprocessingml/2006/main" xmlns:w14="http://schemas.microsoft.com/office/word/2010/wordml" xmlns:w15="http://schemas.microsoft.com/office/word/2012/wordml" xmlns:w16cex="http://schemas.microsoft.com/office/word/2018/wordml/cex" xmlns:w16cid="http://schemas.microsoft.com/office/word/2016/wordml/cid" xmlns:w16="http://schemas.microsoft.com/office/word/2018/wordml" xmlns:w16du="http://schemas.microsoft.com/office/word/2023/wordml/word16du" xmlns:w16sdtdh="http://schemas.microsoft.com/office/word/2020/wordml/sdtdatahash" xmlns:w16sdtfl="http://schemas.microsoft.com/office/word/2024/wordml/sdtformatlock" xmlns:w16se="http://schemas.microsoft.com/office/word/2015/wordml/symex" xmlns:wpg="http://schemas.microsoft.com/office/word/2010/wordprocessingGroup" xmlns:wpi="http://schemas.microsoft.com/office/word/2010/wordprocessingInk" xmlns:wne="http://schemas.microsoft.com/office/word/2006/wordml" xmlns:wps="http://schemas.microsoft.com/office/word/2010/wordprocessingShape" mc:Ignorable="w14 w15 w16se w16cid w16 w16cex w16sdtdh w16sdtfl w16du wp14">
   <w:p>
     <w:pPr>
-      <w:pStyle w:val="Pieddepage"/>
+      <w:pStyle w:val="Footer"/>
       <w:tabs>
         <w:tab w:val="left" w:pos="4820"/>
       </w:tabs>
@@ -4146,7 +4101,7 @@
   </w:p>
   <w:p>
     <w:pPr>
-      <w:pStyle w:val="Pieddepage"/>
+      <w:pStyle w:val="Footer"/>
       <w:tabs>
         <w:tab w:val="left" w:pos="4820"/>
       </w:tabs>
@@ -4266,7 +4221,7 @@
   </w:p>
   <w:p>
     <w:pPr>
-      <w:pStyle w:val="En-tte"/>
+      <w:pStyle w:val="Header"/>
       <w:tabs>
         <w:tab w:val="left" w:pos="4820"/>
         <w:tab w:val="left" w:pos="5865"/>
@@ -4326,7 +4281,7 @@
   </w:p>
   <w:p>
     <w:pPr>
-      <w:pStyle w:val="En-tte"/>
+      <w:pStyle w:val="Header"/>
       <w:rPr>
         <w:lang w:val="en-GB"/>
       </w:rPr>
@@ -4334,7 +4289,7 @@
   </w:p>
   <w:p>
     <w:pPr>
-      <w:pStyle w:val="En-tte"/>
+      <w:pStyle w:val="Header"/>
       <w:rPr>
         <w:lang w:val="en-GB"/>
       </w:rPr>
@@ -4344,10 +4299,10 @@
 </file>
 
 <file path=word/header2.xml><?xml version="1.0" encoding="utf-8"?>
-<w:hdr xmlns:wpc="http://schemas.microsoft.com/office/word/2010/wordprocessingCanvas" xmlns:cx="http://schemas.microsoft.com/office/drawing/2014/chartex" xmlns:cx1="http://schemas.microsoft.com/office/drawing/2015/9/8/chartex" xmlns:mc="http://schemas.openxmlformats.org/markup-compatibility/2006" xmlns:o="urn:schemas-microsoft-com:office:office" xmlns:r="http://schemas.openxmlformats.org/officeDocument/2006/relationships" xmlns:m="http://schemas.openxmlformats.org/officeDocument/2006/math" xmlns:v="urn:schemas-microsoft-com:vml" xmlns:wp14="http://schemas.microsoft.com/office/word/2010/wordprocessingDrawing" xmlns:wp="http://schemas.openxmlformats.org/drawingml/2006/wordprocessingDrawing" xmlns:w10="urn:schemas-microsoft-com:office:word" xmlns:w="http://schemas.openxmlformats.org/wordprocessingml/2006/main" xmlns:w14="http://schemas.microsoft.com/office/word/2010/wordml" xmlns:w15="http://schemas.microsoft.com/office/word/2012/wordml" xmlns:w16se="http://schemas.microsoft.com/office/word/2015/wordml/symex" xmlns:wpg="http://schemas.microsoft.com/office/word/2010/wordprocessingGroup" xmlns:wpi="http://schemas.microsoft.com/office/word/2010/wordprocessingInk" xmlns:wne="http://schemas.microsoft.com/office/word/2006/wordml" xmlns:wps="http://schemas.microsoft.com/office/word/2010/wordprocessingShape" mc:Ignorable="w14 w15 w16se wp14">
+<w:hdr xmlns:wpc="http://schemas.microsoft.com/office/word/2010/wordprocessingCanvas" xmlns:cx="http://schemas.microsoft.com/office/drawing/2014/chartex" xmlns:cx1="http://schemas.microsoft.com/office/drawing/2015/9/8/chartex" xmlns:cx2="http://schemas.microsoft.com/office/drawing/2015/10/21/chartex" xmlns:cx3="http://schemas.microsoft.com/office/drawing/2016/5/9/chartex" xmlns:cx4="http://schemas.microsoft.com/office/drawing/2016/5/10/chartex" xmlns:cx5="http://schemas.microsoft.com/office/drawing/2016/5/11/chartex" xmlns:cx6="http://schemas.microsoft.com/office/drawing/2016/5/12/chartex" xmlns:cx7="http://schemas.microsoft.com/office/drawing/2016/5/13/chartex" xmlns:cx8="http://schemas.microsoft.com/office/drawing/2016/5/14/chartex" xmlns:mc="http://schemas.openxmlformats.org/markup-compatibility/2006" xmlns:aink="http://schemas.microsoft.com/office/drawing/2016/ink" xmlns:am3d="http://schemas.microsoft.com/office/drawing/2017/model3d" xmlns:o="urn:schemas-microsoft-com:office:office" xmlns:oel="http://schemas.microsoft.com/office/2019/extlst" xmlns:r="http://schemas.openxmlformats.org/officeDocument/2006/relationships" xmlns:m="http://schemas.openxmlformats.org/officeDocument/2006/math" xmlns:v="urn:schemas-microsoft-com:vml" xmlns:wp14="http://schemas.microsoft.com/office/word/2010/wordprocessingDrawing" xmlns:wp="http://schemas.openxmlformats.org/drawingml/2006/wordprocessingDrawing" xmlns:w10="urn:schemas-microsoft-com:office:word" xmlns:w="http://schemas.openxmlformats.org/wordprocessingml/2006/main" xmlns:w14="http://schemas.microsoft.com/office/word/2010/wordml" xmlns:w15="http://schemas.microsoft.com/office/word/2012/wordml" xmlns:w16cex="http://schemas.microsoft.com/office/word/2018/wordml/cex" xmlns:w16cid="http://schemas.microsoft.com/office/word/2016/wordml/cid" xmlns:w16="http://schemas.microsoft.com/office/word/2018/wordml" xmlns:w16du="http://schemas.microsoft.com/office/word/2023/wordml/word16du" xmlns:w16sdtdh="http://schemas.microsoft.com/office/word/2020/wordml/sdtdatahash" xmlns:w16sdtfl="http://schemas.microsoft.com/office/word/2024/wordml/sdtformatlock" xmlns:w16se="http://schemas.microsoft.com/office/word/2015/wordml/symex" xmlns:wpg="http://schemas.microsoft.com/office/word/2010/wordprocessingGroup" xmlns:wpi="http://schemas.microsoft.com/office/word/2010/wordprocessingInk" xmlns:wne="http://schemas.microsoft.com/office/word/2006/wordml" xmlns:wps="http://schemas.microsoft.com/office/word/2010/wordprocessingShape" mc:Ignorable="w14 w15 w16se w16cid w16 w16cex w16sdtdh w16sdtfl w16du wp14">
   <w:p>
     <w:pPr>
-      <w:pStyle w:val="Pieddepage"/>
+      <w:pStyle w:val="Footer"/>
       <w:tabs>
         <w:tab w:val="left" w:pos="4820"/>
       </w:tabs>
@@ -4419,7 +4374,7 @@
   </w:p>
   <w:p>
     <w:pPr>
-      <w:pStyle w:val="Pieddepage"/>
+      <w:pStyle w:val="Footer"/>
       <w:tabs>
         <w:tab w:val="left" w:pos="4820"/>
       </w:tabs>
@@ -4451,7 +4406,7 @@
   </w:p>
   <w:p>
     <w:pPr>
-      <w:pStyle w:val="Pieddepage"/>
+      <w:pStyle w:val="Footer"/>
       <w:tabs>
         <w:tab w:val="left" w:pos="4820"/>
       </w:tabs>
@@ -4488,31 +4443,12 @@
         <w:lang w:val="en-GB"/>
       </w:rPr>
       <w:tab/>
-    </w:r>
-    <w:proofErr w:type="gramStart"/>
-    <w:r>
-      <w:rPr>
-        <w:rFonts w:cstheme="minorHAnsi"/>
-        <w:sz w:val="18"/>
-        <w:szCs w:val="18"/>
-        <w:lang w:val="en-GB"/>
-      </w:rPr>
-      <w:t>template</w:t>
-    </w:r>
-    <w:proofErr w:type="gramEnd"/>
-    <w:r>
-      <w:rPr>
-        <w:rFonts w:cstheme="minorHAnsi"/>
-        <w:sz w:val="18"/>
-        <w:szCs w:val="18"/>
-        <w:lang w:val="en-GB"/>
-      </w:rPr>
-      <w:t xml:space="preserve"> Consent form </w:t>
+      <w:t xml:space="preserve">template Consent form </w:t>
     </w:r>
   </w:p>
   <w:p>
     <w:pPr>
-      <w:pStyle w:val="En-tte"/>
+      <w:pStyle w:val="Header"/>
       <w:tabs>
         <w:tab w:val="left" w:pos="4820"/>
       </w:tabs>
@@ -4554,7 +4490,7 @@
   </w:p>
   <w:p>
     <w:pPr>
-      <w:pStyle w:val="En-tte"/>
+      <w:pStyle w:val="Header"/>
       <w:rPr>
         <w:lang w:val="en-GB"/>
       </w:rPr>
@@ -4564,7 +4500,7 @@
 </file>
 
 <file path=word/numbering.xml><?xml version="1.0" encoding="utf-8"?>
-<w:numbering xmlns:wpc="http://schemas.microsoft.com/office/word/2010/wordprocessingCanvas" xmlns:cx="http://schemas.microsoft.com/office/drawing/2014/chartex" xmlns:cx1="http://schemas.microsoft.com/office/drawing/2015/9/8/chartex" xmlns:mc="http://schemas.openxmlformats.org/markup-compatibility/2006" xmlns:o="urn:schemas-microsoft-com:office:office" xmlns:r="http://schemas.openxmlformats.org/officeDocument/2006/relationships" xmlns:m="http://schemas.openxmlformats.org/officeDocument/2006/math" xmlns:v="urn:schemas-microsoft-com:vml" xmlns:wp14="http://schemas.microsoft.com/office/word/2010/wordprocessingDrawing" xmlns:wp="http://schemas.openxmlformats.org/drawingml/2006/wordprocessingDrawing" xmlns:w10="urn:schemas-microsoft-com:office:word" xmlns:w="http://schemas.openxmlformats.org/wordprocessingml/2006/main" xmlns:w14="http://schemas.microsoft.com/office/word/2010/wordml" xmlns:w15="http://schemas.microsoft.com/office/word/2012/wordml" xmlns:w16se="http://schemas.microsoft.com/office/word/2015/wordml/symex" xmlns:wpg="http://schemas.microsoft.com/office/word/2010/wordprocessingGroup" xmlns:wpi="http://schemas.microsoft.com/office/word/2010/wordprocessingInk" xmlns:wne="http://schemas.microsoft.com/office/word/2006/wordml" xmlns:wps="http://schemas.microsoft.com/office/word/2010/wordprocessingShape" mc:Ignorable="w14 w15 w16se wp14">
+<w:numbering xmlns:wpc="http://schemas.microsoft.com/office/word/2010/wordprocessingCanvas" xmlns:cx="http://schemas.microsoft.com/office/drawing/2014/chartex" xmlns:cx1="http://schemas.microsoft.com/office/drawing/2015/9/8/chartex" xmlns:cx2="http://schemas.microsoft.com/office/drawing/2015/10/21/chartex" xmlns:cx3="http://schemas.microsoft.com/office/drawing/2016/5/9/chartex" xmlns:cx4="http://schemas.microsoft.com/office/drawing/2016/5/10/chartex" xmlns:cx5="http://schemas.microsoft.com/office/drawing/2016/5/11/chartex" xmlns:cx6="http://schemas.microsoft.com/office/drawing/2016/5/12/chartex" xmlns:cx7="http://schemas.microsoft.com/office/drawing/2016/5/13/chartex" xmlns:cx8="http://schemas.microsoft.com/office/drawing/2016/5/14/chartex" xmlns:mc="http://schemas.openxmlformats.org/markup-compatibility/2006" xmlns:aink="http://schemas.microsoft.com/office/drawing/2016/ink" xmlns:am3d="http://schemas.microsoft.com/office/drawing/2017/model3d" xmlns:o="urn:schemas-microsoft-com:office:office" xmlns:oel="http://schemas.microsoft.com/office/2019/extlst" xmlns:r="http://schemas.openxmlformats.org/officeDocument/2006/relationships" xmlns:m="http://schemas.openxmlformats.org/officeDocument/2006/math" xmlns:v="urn:schemas-microsoft-com:vml" xmlns:wp14="http://schemas.microsoft.com/office/word/2010/wordprocessingDrawing" xmlns:wp="http://schemas.openxmlformats.org/drawingml/2006/wordprocessingDrawing" xmlns:w10="urn:schemas-microsoft-com:office:word" xmlns:w="http://schemas.openxmlformats.org/wordprocessingml/2006/main" xmlns:w14="http://schemas.microsoft.com/office/word/2010/wordml" xmlns:w15="http://schemas.microsoft.com/office/word/2012/wordml" xmlns:w16cex="http://schemas.microsoft.com/office/word/2018/wordml/cex" xmlns:w16cid="http://schemas.microsoft.com/office/word/2016/wordml/cid" xmlns:w16="http://schemas.microsoft.com/office/word/2018/wordml" xmlns:w16du="http://schemas.microsoft.com/office/word/2023/wordml/word16du" xmlns:w16sdtdh="http://schemas.microsoft.com/office/word/2020/wordml/sdtdatahash" xmlns:w16sdtfl="http://schemas.microsoft.com/office/word/2024/wordml/sdtformatlock" xmlns:w16se="http://schemas.microsoft.com/office/word/2015/wordml/symex" xmlns:wpg="http://schemas.microsoft.com/office/word/2010/wordprocessingGroup" xmlns:wpi="http://schemas.microsoft.com/office/word/2010/wordprocessingInk" xmlns:wne="http://schemas.microsoft.com/office/word/2006/wordml" xmlns:wps="http://schemas.microsoft.com/office/word/2010/wordprocessingShape" mc:Ignorable="w14 w15 w16se w16cid w16 w16cex w16sdtdh w16sdtfl w16du wp14">
   <w:abstractNum w:abstractNumId="0" w15:restartNumberingAfterBreak="0">
     <w:nsid w:val="4E6716E6"/>
     <w:multiLevelType w:val="hybridMultilevel"/>
@@ -4791,17 +4727,25 @@
       </w:rPr>
     </w:lvl>
   </w:abstractNum>
-  <w:num w:numId="1">
+  <w:num w:numId="1" w16cid:durableId="472677347">
     <w:abstractNumId w:val="1"/>
   </w:num>
-  <w:num w:numId="2">
+  <w:num w:numId="2" w16cid:durableId="1615214131">
     <w:abstractNumId w:val="0"/>
   </w:num>
 </w:numbering>
 </file>
 
+<file path=word/people.xml><?xml version="1.0" encoding="utf-8"?>
+<w15:people xmlns:wpc="http://schemas.microsoft.com/office/word/2010/wordprocessingCanvas" xmlns:cx="http://schemas.microsoft.com/office/drawing/2014/chartex" xmlns:cx1="http://schemas.microsoft.com/office/drawing/2015/9/8/chartex" xmlns:cx2="http://schemas.microsoft.com/office/drawing/2015/10/21/chartex" xmlns:cx3="http://schemas.microsoft.com/office/drawing/2016/5/9/chartex" xmlns:cx4="http://schemas.microsoft.com/office/drawing/2016/5/10/chartex" xmlns:cx5="http://schemas.microsoft.com/office/drawing/2016/5/11/chartex" xmlns:cx6="http://schemas.microsoft.com/office/drawing/2016/5/12/chartex" xmlns:cx7="http://schemas.microsoft.com/office/drawing/2016/5/13/chartex" xmlns:cx8="http://schemas.microsoft.com/office/drawing/2016/5/14/chartex" xmlns:mc="http://schemas.openxmlformats.org/markup-compatibility/2006" xmlns:aink="http://schemas.microsoft.com/office/drawing/2016/ink" xmlns:am3d="http://schemas.microsoft.com/office/drawing/2017/model3d" xmlns:o="urn:schemas-microsoft-com:office:office" xmlns:oel="http://schemas.microsoft.com/office/2019/extlst" xmlns:r="http://schemas.openxmlformats.org/officeDocument/2006/relationships" xmlns:m="http://schemas.openxmlformats.org/officeDocument/2006/math" xmlns:v="urn:schemas-microsoft-com:vml" xmlns:wp14="http://schemas.microsoft.com/office/word/2010/wordprocessingDrawing" xmlns:wp="http://schemas.openxmlformats.org/drawingml/2006/wordprocessingDrawing" xmlns:w10="urn:schemas-microsoft-com:office:word" xmlns:w="http://schemas.openxmlformats.org/wordprocessingml/2006/main" xmlns:w14="http://schemas.microsoft.com/office/word/2010/wordml" xmlns:w15="http://schemas.microsoft.com/office/word/2012/wordml" xmlns:w16cex="http://schemas.microsoft.com/office/word/2018/wordml/cex" xmlns:w16cid="http://schemas.microsoft.com/office/word/2016/wordml/cid" xmlns:w16="http://schemas.microsoft.com/office/word/2018/wordml" xmlns:w16du="http://schemas.microsoft.com/office/word/2023/wordml/word16du" xmlns:w16sdtdh="http://schemas.microsoft.com/office/word/2020/wordml/sdtdatahash" xmlns:w16sdtfl="http://schemas.microsoft.com/office/word/2024/wordml/sdtformatlock" xmlns:w16se="http://schemas.microsoft.com/office/word/2015/wordml/symex" xmlns:wpg="http://schemas.microsoft.com/office/word/2010/wordprocessingGroup" xmlns:wpi="http://schemas.microsoft.com/office/word/2010/wordprocessingInk" xmlns:wne="http://schemas.microsoft.com/office/word/2006/wordml" xmlns:wps="http://schemas.microsoft.com/office/word/2010/wordprocessingShape" mc:Ignorable="w14 w15 w16se w16cid w16 w16cex w16sdtdh w16sdtfl w16du wp14">
+  <w15:person w15:author="Huguenot-Noel, Robin">
+    <w15:presenceInfo w15:providerId="AD" w15:userId="S::Robin.Huguenot-Noel@eui.eu::e695738c-08e8-46f0-b083-0dc0241998d2"/>
+  </w15:person>
+</w15:people>
+</file>
+
 <file path=word/styles.xml><?xml version="1.0" encoding="utf-8"?>
-<w:styles xmlns:mc="http://schemas.openxmlformats.org/markup-compatibility/2006" xmlns:r="http://schemas.openxmlformats.org/officeDocument/2006/relationships" xmlns:w="http://schemas.openxmlformats.org/wordprocessingml/2006/main" xmlns:w14="http://schemas.microsoft.com/office/word/2010/wordml" xmlns:w15="http://schemas.microsoft.com/office/word/2012/wordml" xmlns:w16se="http://schemas.microsoft.com/office/word/2015/wordml/symex" mc:Ignorable="w14 w15 w16se">
+<w:styles xmlns:mc="http://schemas.openxmlformats.org/markup-compatibility/2006" xmlns:r="http://schemas.openxmlformats.org/officeDocument/2006/relationships" xmlns:w="http://schemas.openxmlformats.org/wordprocessingml/2006/main" xmlns:w14="http://schemas.microsoft.com/office/word/2010/wordml" xmlns:w15="http://schemas.microsoft.com/office/word/2012/wordml" xmlns:w16cex="http://schemas.microsoft.com/office/word/2018/wordml/cex" xmlns:w16cid="http://schemas.microsoft.com/office/word/2016/wordml/cid" xmlns:w16="http://schemas.microsoft.com/office/word/2018/wordml" xmlns:w16du="http://schemas.microsoft.com/office/word/2023/wordml/word16du" xmlns:w16sdtdh="http://schemas.microsoft.com/office/word/2020/wordml/sdtdatahash" xmlns:w16sdtfl="http://schemas.microsoft.com/office/word/2024/wordml/sdtformatlock" xmlns:w16se="http://schemas.microsoft.com/office/word/2015/wordml/symex" mc:Ignorable="w14 w15 w16se w16cid w16 w16cex w16sdtdh w16sdtfl w16du">
   <w:docDefaults>
     <w:rPrDefault>
       <w:rPr>
@@ -4817,7 +4761,7 @@
       </w:pPr>
     </w:pPrDefault>
   </w:docDefaults>
-  <w:latentStyles w:defLockedState="0" w:defUIPriority="99" w:defSemiHidden="0" w:defUnhideWhenUsed="0" w:defQFormat="0" w:count="371">
+  <w:latentStyles w:defLockedState="0" w:defUIPriority="99" w:defSemiHidden="0" w:defUnhideWhenUsed="0" w:defQFormat="0" w:count="376">
     <w:lsdException w:name="Normal" w:uiPriority="0" w:qFormat="1"/>
     <w:lsdException w:name="heading 1" w:uiPriority="9" w:qFormat="1"/>
     <w:lsdException w:name="heading 2" w:semiHidden="1" w:uiPriority="9" w:unhideWhenUsed="1" w:qFormat="1"/>
@@ -5189,19 +5133,24 @@
     <w:lsdException w:name="List Table 5 Dark Accent 6" w:uiPriority="50"/>
     <w:lsdException w:name="List Table 6 Colorful Accent 6" w:uiPriority="51"/>
     <w:lsdException w:name="List Table 7 Colorful Accent 6" w:uiPriority="52"/>
+    <w:lsdException w:name="Mention" w:semiHidden="1" w:unhideWhenUsed="1"/>
+    <w:lsdException w:name="Smart Hyperlink" w:semiHidden="1" w:unhideWhenUsed="1"/>
+    <w:lsdException w:name="Hashtag" w:semiHidden="1" w:unhideWhenUsed="1"/>
+    <w:lsdException w:name="Unresolved Mention" w:semiHidden="1" w:unhideWhenUsed="1"/>
+    <w:lsdException w:name="Smart Link" w:semiHidden="1" w:unhideWhenUsed="1"/>
   </w:latentStyles>
   <w:style w:type="paragraph" w:default="1" w:styleId="Normal">
     <w:name w:val="Normal"/>
     <w:qFormat/>
     <w:rsid w:val="00817C1E"/>
   </w:style>
-  <w:style w:type="character" w:default="1" w:styleId="Policepardfaut">
+  <w:style w:type="character" w:default="1" w:styleId="DefaultParagraphFont">
     <w:name w:val="Default Paragraph Font"/>
     <w:uiPriority w:val="1"/>
     <w:semiHidden/>
     <w:unhideWhenUsed/>
   </w:style>
-  <w:style w:type="table" w:default="1" w:styleId="TableauNormal">
+  <w:style w:type="table" w:default="1" w:styleId="TableNormal">
     <w:name w:val="Normal Table"/>
     <w:uiPriority w:val="99"/>
     <w:semiHidden/>
@@ -5216,13 +5165,13 @@
       </w:tblCellMar>
     </w:tblPr>
   </w:style>
-  <w:style w:type="numbering" w:default="1" w:styleId="Aucuneliste">
+  <w:style w:type="numbering" w:default="1" w:styleId="NoList">
     <w:name w:val="No List"/>
     <w:uiPriority w:val="99"/>
     <w:semiHidden/>
     <w:unhideWhenUsed/>
   </w:style>
-  <w:style w:type="paragraph" w:styleId="Paragraphedeliste">
+  <w:style w:type="paragraph" w:styleId="ListParagraph">
     <w:name w:val="List Paragraph"/>
     <w:basedOn w:val="Normal"/>
     <w:uiPriority w:val="34"/>
@@ -5233,9 +5182,9 @@
       <w:contextualSpacing/>
     </w:pPr>
   </w:style>
-  <w:style w:type="character" w:styleId="Marquedecommentaire">
+  <w:style w:type="character" w:styleId="CommentReference">
     <w:name w:val="annotation reference"/>
-    <w:basedOn w:val="Policepardfaut"/>
+    <w:basedOn w:val="DefaultParagraphFont"/>
     <w:uiPriority w:val="99"/>
     <w:semiHidden/>
     <w:unhideWhenUsed/>
@@ -5245,10 +5194,10 @@
       <w:szCs w:val="16"/>
     </w:rPr>
   </w:style>
-  <w:style w:type="paragraph" w:styleId="Commentaire">
+  <w:style w:type="paragraph" w:styleId="CommentText">
     <w:name w:val="annotation text"/>
     <w:basedOn w:val="Normal"/>
-    <w:link w:val="CommentaireCar"/>
+    <w:link w:val="CommentTextChar"/>
     <w:uiPriority w:val="99"/>
     <w:semiHidden/>
     <w:unhideWhenUsed/>
@@ -5261,10 +5210,10 @@
       <w:szCs w:val="20"/>
     </w:rPr>
   </w:style>
-  <w:style w:type="character" w:customStyle="1" w:styleId="CommentaireCar">
-    <w:name w:val="Commentaire Car"/>
-    <w:basedOn w:val="Policepardfaut"/>
-    <w:link w:val="Commentaire"/>
+  <w:style w:type="character" w:customStyle="1" w:styleId="CommentTextChar">
+    <w:name w:val="Comment Text Char"/>
+    <w:basedOn w:val="DefaultParagraphFont"/>
+    <w:link w:val="CommentText"/>
     <w:uiPriority w:val="99"/>
     <w:semiHidden/>
     <w:rsid w:val="009B4D90"/>
@@ -5273,11 +5222,11 @@
       <w:szCs w:val="20"/>
     </w:rPr>
   </w:style>
-  <w:style w:type="paragraph" w:styleId="Objetducommentaire">
+  <w:style w:type="paragraph" w:styleId="CommentSubject">
     <w:name w:val="annotation subject"/>
-    <w:basedOn w:val="Commentaire"/>
-    <w:next w:val="Commentaire"/>
-    <w:link w:val="ObjetducommentaireCar"/>
+    <w:basedOn w:val="CommentText"/>
+    <w:next w:val="CommentText"/>
+    <w:link w:val="CommentSubjectChar"/>
     <w:uiPriority w:val="99"/>
     <w:semiHidden/>
     <w:unhideWhenUsed/>
@@ -5287,10 +5236,10 @@
       <w:bCs/>
     </w:rPr>
   </w:style>
-  <w:style w:type="character" w:customStyle="1" w:styleId="ObjetducommentaireCar">
-    <w:name w:val="Objet du commentaire Car"/>
-    <w:basedOn w:val="CommentaireCar"/>
-    <w:link w:val="Objetducommentaire"/>
+  <w:style w:type="character" w:customStyle="1" w:styleId="CommentSubjectChar">
+    <w:name w:val="Comment Subject Char"/>
+    <w:basedOn w:val="CommentTextChar"/>
+    <w:link w:val="CommentSubject"/>
     <w:uiPriority w:val="99"/>
     <w:semiHidden/>
     <w:rsid w:val="009B4D90"/>
@@ -5301,10 +5250,10 @@
       <w:szCs w:val="20"/>
     </w:rPr>
   </w:style>
-  <w:style w:type="paragraph" w:styleId="Textedebulles">
+  <w:style w:type="paragraph" w:styleId="BalloonText">
     <w:name w:val="Balloon Text"/>
     <w:basedOn w:val="Normal"/>
-    <w:link w:val="TextedebullesCar"/>
+    <w:link w:val="BalloonTextChar"/>
     <w:uiPriority w:val="99"/>
     <w:semiHidden/>
     <w:unhideWhenUsed/>
@@ -5318,10 +5267,10 @@
       <w:szCs w:val="18"/>
     </w:rPr>
   </w:style>
-  <w:style w:type="character" w:customStyle="1" w:styleId="TextedebullesCar">
-    <w:name w:val="Texte de bulles Car"/>
-    <w:basedOn w:val="Policepardfaut"/>
-    <w:link w:val="Textedebulles"/>
+  <w:style w:type="character" w:customStyle="1" w:styleId="BalloonTextChar">
+    <w:name w:val="Balloon Text Char"/>
+    <w:basedOn w:val="DefaultParagraphFont"/>
+    <w:link w:val="BalloonText"/>
     <w:uiPriority w:val="99"/>
     <w:semiHidden/>
     <w:rsid w:val="009B4D90"/>
@@ -5331,9 +5280,9 @@
       <w:szCs w:val="18"/>
     </w:rPr>
   </w:style>
-  <w:style w:type="table" w:styleId="Grilledutableau">
+  <w:style w:type="table" w:styleId="TableGrid">
     <w:name w:val="Table Grid"/>
-    <w:basedOn w:val="TableauNormal"/>
+    <w:basedOn w:val="TableNormal"/>
     <w:uiPriority w:val="59"/>
     <w:rsid w:val="0074416E"/>
     <w:pPr>
@@ -5354,10 +5303,10 @@
       </w:tblBorders>
     </w:tblPr>
   </w:style>
-  <w:style w:type="paragraph" w:styleId="En-tte">
+  <w:style w:type="paragraph" w:styleId="Header">
     <w:name w:val="header"/>
     <w:basedOn w:val="Normal"/>
-    <w:link w:val="En-tteCar"/>
+    <w:link w:val="HeaderChar"/>
     <w:uiPriority w:val="99"/>
     <w:unhideWhenUsed/>
     <w:rsid w:val="0074416E"/>
@@ -5369,17 +5318,17 @@
       <w:spacing w:after="0" w:line="240" w:lineRule="auto"/>
     </w:pPr>
   </w:style>
-  <w:style w:type="character" w:customStyle="1" w:styleId="En-tteCar">
-    <w:name w:val="En-tête Car"/>
-    <w:basedOn w:val="Policepardfaut"/>
-    <w:link w:val="En-tte"/>
+  <w:style w:type="character" w:customStyle="1" w:styleId="HeaderChar">
+    <w:name w:val="Header Char"/>
+    <w:basedOn w:val="DefaultParagraphFont"/>
+    <w:link w:val="Header"/>
     <w:uiPriority w:val="99"/>
     <w:rsid w:val="0074416E"/>
   </w:style>
-  <w:style w:type="paragraph" w:styleId="Pieddepage">
+  <w:style w:type="paragraph" w:styleId="Footer">
     <w:name w:val="footer"/>
     <w:basedOn w:val="Normal"/>
-    <w:link w:val="PieddepageCar"/>
+    <w:link w:val="FooterChar"/>
     <w:uiPriority w:val="99"/>
     <w:unhideWhenUsed/>
     <w:rsid w:val="0074416E"/>
@@ -5391,10 +5340,10 @@
       <w:spacing w:after="0" w:line="240" w:lineRule="auto"/>
     </w:pPr>
   </w:style>
-  <w:style w:type="character" w:customStyle="1" w:styleId="PieddepageCar">
-    <w:name w:val="Pied de page Car"/>
-    <w:basedOn w:val="Policepardfaut"/>
-    <w:link w:val="Pieddepage"/>
+  <w:style w:type="character" w:customStyle="1" w:styleId="FooterChar">
+    <w:name w:val="Footer Char"/>
+    <w:basedOn w:val="DefaultParagraphFont"/>
+    <w:link w:val="Footer"/>
     <w:uiPriority w:val="99"/>
     <w:rsid w:val="0074416E"/>
   </w:style>
